--- a/1-运维服务目录/010101-运维服务目录管理规范.docx
+++ b/1-运维服务目录/010101-运维服务目录管理规范.docx
@@ -20,7 +20,6 @@
         <w:snapToGrid w:val="0"/>
         <w:textAlignment w:val="baseline"/>
       </w:pPr>
-      <w:bookmarkStart w:id="0" w:name="_Toc25550"/>
     </w:p>
     <w:p>
       <w:pPr>
@@ -40,6 +39,7 @@
         <w:snapToGrid w:val="0"/>
         <w:textAlignment w:val="baseline"/>
       </w:pPr>
+      <w:bookmarkStart w:id="0" w:name="_Toc10512"/>
       <w:r>
         <w:t>运维服务目录管理规范</w:t>
       </w:r>
@@ -63,13 +63,11 @@
         <w:snapToGrid w:val="0"/>
         <w:textAlignment w:val="baseline"/>
       </w:pPr>
-      <w:bookmarkStart w:id="1" w:name="_Toc12857"/>
+      <w:bookmarkStart w:id="1" w:name="_Toc30867"/>
       <w:r>
-        <w:t>甘肃国邦信息科技有限公司</w:t>
+        <w:t>中达丰集团有限公司</w:t>
       </w:r>
       <w:bookmarkEnd w:id="1"/>
-      <w:bookmarkStart w:id="32" w:name="_GoBack"/>
-      <w:bookmarkEnd w:id="32"/>
     </w:p>
     <w:p>
       <w:pPr>
@@ -103,7 +101,7 @@
           <w:sz w:val="35"/>
           <w:szCs w:val="35"/>
         </w:rPr>
-        <w:t>2025年1月4日</w:t>
+        <w:t>2025年7月4日</w:t>
       </w:r>
     </w:p>
     <w:p>
@@ -160,7 +158,7 @@
           <w:szCs w:val="28"/>
         </w:rPr>
       </w:pPr>
-      <w:bookmarkStart w:id="2" w:name="_Toc29841"/>
+      <w:bookmarkStart w:id="2" w:name="_Toc15009"/>
       <w:r>
         <w:rPr>
           <w:rFonts w:ascii="宋体" w:hAnsi="宋体" w:eastAsia="宋体" w:cs="宋体"/>
@@ -322,7 +320,7 @@
                 <w:sz w:val="20"/>
                 <w:szCs w:val="20"/>
               </w:rPr>
-              <w:t>GSGB</w:t>
+              <w:t>ZDFJT</w:t>
             </w:r>
             <w:r>
               <w:rPr>
@@ -465,7 +463,7 @@
                 <w:sz w:val="20"/>
                 <w:szCs w:val="20"/>
               </w:rPr>
-              <w:t>甘肃国邦信息科技有限公司</w:t>
+              <w:t>中达丰集团有限公司</w:t>
             </w:r>
           </w:p>
         </w:tc>
@@ -782,7 +780,7 @@
                 <w:sz w:val="20"/>
                 <w:szCs w:val="20"/>
               </w:rPr>
-              <w:t>2025-1-4</w:t>
+              <w:t>2025-7-4</w:t>
             </w:r>
           </w:p>
         </w:tc>
@@ -861,7 +859,7 @@
                 <w:szCs w:val="20"/>
                 <w:lang w:val="en-US" w:eastAsia="zh-CN"/>
               </w:rPr>
-              <w:t>胡葛鹏宇</w:t>
+              <w:t>肖龙莽</w:t>
             </w:r>
           </w:p>
         </w:tc>
@@ -900,7 +898,7 @@
                 <w:sz w:val="20"/>
                 <w:szCs w:val="20"/>
               </w:rPr>
-              <w:t>黄益溪</w:t>
+              <w:t>吴向阳</w:t>
             </w:r>
           </w:p>
         </w:tc>
@@ -1721,7 +1719,7 @@
           <w:pPr>
             <w:pStyle w:val="16"/>
             <w:tabs>
-              <w:tab w:val="right" w:leader="dot" w:pos="9140"/>
+              <w:tab w:val="right" w:leader="dot" w:pos="8476"/>
             </w:tabs>
           </w:pPr>
           <w:r>
@@ -1760,7 +1758,7 @@
               <w:rFonts w:hint="eastAsia" w:ascii="Microsoft JhengHei" w:hAnsi="Microsoft JhengHei" w:eastAsia="Microsoft JhengHei" w:cs="Microsoft JhengHei"/>
               <w:szCs w:val="24"/>
             </w:rPr>
-            <w:instrText xml:space="preserve"> HYPERLINK \l _Toc25550 </w:instrText>
+            <w:instrText xml:space="preserve"> HYPERLINK \l _Toc10512 </w:instrText>
           </w:r>
           <w:r>
             <w:rPr>
@@ -1779,7 +1777,7 @@
             <w:fldChar w:fldCharType="begin"/>
           </w:r>
           <w:r>
-            <w:instrText xml:space="preserve"> PAGEREF _Toc25550 \h </w:instrText>
+            <w:instrText xml:space="preserve"> PAGEREF _Toc10512 \h </w:instrText>
           </w:r>
           <w:r>
             <w:fldChar w:fldCharType="separate"/>
@@ -1802,7 +1800,7 @@
           <w:pPr>
             <w:pStyle w:val="16"/>
             <w:tabs>
-              <w:tab w:val="right" w:leader="dot" w:pos="9140"/>
+              <w:tab w:val="right" w:leader="dot" w:pos="8476"/>
             </w:tabs>
           </w:pPr>
           <w:r>
@@ -1817,7 +1815,7 @@
               <w:rFonts w:hint="eastAsia" w:ascii="Microsoft JhengHei" w:hAnsi="Microsoft JhengHei" w:eastAsia="Microsoft JhengHei" w:cs="Microsoft JhengHei"/>
               <w:szCs w:val="24"/>
             </w:rPr>
-            <w:instrText xml:space="preserve"> HYPERLINK \l _Toc12857 </w:instrText>
+            <w:instrText xml:space="preserve"> HYPERLINK \l _Toc30867 </w:instrText>
           </w:r>
           <w:r>
             <w:rPr>
@@ -1827,7 +1825,7 @@
             <w:fldChar w:fldCharType="separate"/>
           </w:r>
           <w:r>
-            <w:t>甘肃国邦信息科技有限公司</w:t>
+            <w:t>中达丰集团有限公司</w:t>
           </w:r>
           <w:r>
             <w:tab/>
@@ -1836,7 +1834,7 @@
             <w:fldChar w:fldCharType="begin"/>
           </w:r>
           <w:r>
-            <w:instrText xml:space="preserve"> PAGEREF _Toc12857 \h </w:instrText>
+            <w:instrText xml:space="preserve"> PAGEREF _Toc30867 \h </w:instrText>
           </w:r>
           <w:r>
             <w:fldChar w:fldCharType="separate"/>
@@ -1859,7 +1857,7 @@
           <w:pPr>
             <w:pStyle w:val="16"/>
             <w:tabs>
-              <w:tab w:val="right" w:leader="dot" w:pos="9140"/>
+              <w:tab w:val="right" w:leader="dot" w:pos="8476"/>
             </w:tabs>
           </w:pPr>
           <w:r>
@@ -1874,7 +1872,7 @@
               <w:rFonts w:hint="eastAsia" w:ascii="Microsoft JhengHei" w:hAnsi="Microsoft JhengHei" w:eastAsia="Microsoft JhengHei" w:cs="Microsoft JhengHei"/>
               <w:szCs w:val="24"/>
             </w:rPr>
-            <w:instrText xml:space="preserve"> HYPERLINK \l _Toc29841 </w:instrText>
+            <w:instrText xml:space="preserve"> HYPERLINK \l _Toc15009 </w:instrText>
           </w:r>
           <w:r>
             <w:rPr>
@@ -1898,7 +1896,7 @@
             <w:fldChar w:fldCharType="begin"/>
           </w:r>
           <w:r>
-            <w:instrText xml:space="preserve"> PAGEREF _Toc29841 \h </w:instrText>
+            <w:instrText xml:space="preserve"> PAGEREF _Toc15009 \h </w:instrText>
           </w:r>
           <w:r>
             <w:fldChar w:fldCharType="separate"/>
@@ -1921,7 +1919,7 @@
           <w:pPr>
             <w:pStyle w:val="16"/>
             <w:tabs>
-              <w:tab w:val="right" w:leader="dot" w:pos="9140"/>
+              <w:tab w:val="right" w:leader="dot" w:pos="8476"/>
             </w:tabs>
           </w:pPr>
           <w:r>
@@ -1936,7 +1934,7 @@
               <w:rFonts w:hint="eastAsia" w:ascii="Microsoft JhengHei" w:hAnsi="Microsoft JhengHei" w:eastAsia="Microsoft JhengHei" w:cs="Microsoft JhengHei"/>
               <w:szCs w:val="24"/>
             </w:rPr>
-            <w:instrText xml:space="preserve"> HYPERLINK \l _Toc31341 </w:instrText>
+            <w:instrText xml:space="preserve"> HYPERLINK \l _Toc19046 </w:instrText>
           </w:r>
           <w:r>
             <w:rPr>
@@ -1961,13 +1959,13 @@
             <w:fldChar w:fldCharType="begin"/>
           </w:r>
           <w:r>
-            <w:instrText xml:space="preserve"> PAGEREF _Toc31341 \h </w:instrText>
+            <w:instrText xml:space="preserve"> PAGEREF _Toc19046 \h </w:instrText>
           </w:r>
           <w:r>
             <w:fldChar w:fldCharType="separate"/>
           </w:r>
           <w:r>
-            <w:t>5</w:t>
+            <w:t>4</w:t>
           </w:r>
           <w:r>
             <w:fldChar w:fldCharType="end"/>
@@ -1984,7 +1982,7 @@
           <w:pPr>
             <w:pStyle w:val="16"/>
             <w:tabs>
-              <w:tab w:val="right" w:leader="dot" w:pos="9140"/>
+              <w:tab w:val="right" w:leader="dot" w:pos="8476"/>
             </w:tabs>
           </w:pPr>
           <w:r>
@@ -1999,7 +1997,7 @@
               <w:rFonts w:hint="eastAsia" w:ascii="Microsoft JhengHei" w:hAnsi="Microsoft JhengHei" w:eastAsia="Microsoft JhengHei" w:cs="Microsoft JhengHei"/>
               <w:szCs w:val="24"/>
             </w:rPr>
-            <w:instrText xml:space="preserve"> HYPERLINK \l _Toc16671 </w:instrText>
+            <w:instrText xml:space="preserve"> HYPERLINK \l _Toc8765 </w:instrText>
           </w:r>
           <w:r>
             <w:rPr>
@@ -2024,13 +2022,13 @@
             <w:fldChar w:fldCharType="begin"/>
           </w:r>
           <w:r>
-            <w:instrText xml:space="preserve"> PAGEREF _Toc16671 \h </w:instrText>
+            <w:instrText xml:space="preserve"> PAGEREF _Toc8765 \h </w:instrText>
           </w:r>
           <w:r>
             <w:fldChar w:fldCharType="separate"/>
           </w:r>
           <w:r>
-            <w:t>5</w:t>
+            <w:t>4</w:t>
           </w:r>
           <w:r>
             <w:fldChar w:fldCharType="end"/>
@@ -2047,7 +2045,7 @@
           <w:pPr>
             <w:pStyle w:val="16"/>
             <w:tabs>
-              <w:tab w:val="right" w:leader="dot" w:pos="9140"/>
+              <w:tab w:val="right" w:leader="dot" w:pos="8476"/>
             </w:tabs>
           </w:pPr>
           <w:r>
@@ -2062,7 +2060,7 @@
               <w:rFonts w:hint="eastAsia" w:ascii="Microsoft JhengHei" w:hAnsi="Microsoft JhengHei" w:eastAsia="Microsoft JhengHei" w:cs="Microsoft JhengHei"/>
               <w:szCs w:val="24"/>
             </w:rPr>
-            <w:instrText xml:space="preserve"> HYPERLINK \l _Toc26469 </w:instrText>
+            <w:instrText xml:space="preserve"> HYPERLINK \l _Toc10867 </w:instrText>
           </w:r>
           <w:r>
             <w:rPr>
@@ -2087,13 +2085,13 @@
             <w:fldChar w:fldCharType="begin"/>
           </w:r>
           <w:r>
-            <w:instrText xml:space="preserve"> PAGEREF _Toc26469 \h </w:instrText>
+            <w:instrText xml:space="preserve"> PAGEREF _Toc10867 \h </w:instrText>
           </w:r>
           <w:r>
             <w:fldChar w:fldCharType="separate"/>
           </w:r>
           <w:r>
-            <w:t>5</w:t>
+            <w:t>4</w:t>
           </w:r>
           <w:r>
             <w:fldChar w:fldCharType="end"/>
@@ -2110,7 +2108,7 @@
           <w:pPr>
             <w:pStyle w:val="16"/>
             <w:tabs>
-              <w:tab w:val="right" w:leader="dot" w:pos="9140"/>
+              <w:tab w:val="right" w:leader="dot" w:pos="8476"/>
             </w:tabs>
           </w:pPr>
           <w:r>
@@ -2125,7 +2123,7 @@
               <w:rFonts w:hint="eastAsia" w:ascii="Microsoft JhengHei" w:hAnsi="Microsoft JhengHei" w:eastAsia="Microsoft JhengHei" w:cs="Microsoft JhengHei"/>
               <w:szCs w:val="24"/>
             </w:rPr>
-            <w:instrText xml:space="preserve"> HYPERLINK \l _Toc15347 </w:instrText>
+            <w:instrText xml:space="preserve"> HYPERLINK \l _Toc13077 </w:instrText>
           </w:r>
           <w:r>
             <w:rPr>
@@ -2150,13 +2148,13 @@
             <w:fldChar w:fldCharType="begin"/>
           </w:r>
           <w:r>
-            <w:instrText xml:space="preserve"> PAGEREF _Toc15347 \h </w:instrText>
+            <w:instrText xml:space="preserve"> PAGEREF _Toc13077 \h </w:instrText>
           </w:r>
           <w:r>
             <w:fldChar w:fldCharType="separate"/>
           </w:r>
           <w:r>
-            <w:t>5</w:t>
+            <w:t>4</w:t>
           </w:r>
           <w:r>
             <w:fldChar w:fldCharType="end"/>
@@ -2173,7 +2171,7 @@
           <w:pPr>
             <w:pStyle w:val="17"/>
             <w:tabs>
-              <w:tab w:val="right" w:leader="dot" w:pos="9140"/>
+              <w:tab w:val="right" w:leader="dot" w:pos="8476"/>
             </w:tabs>
           </w:pPr>
           <w:r>
@@ -2188,7 +2186,7 @@
               <w:rFonts w:hint="eastAsia" w:ascii="Microsoft JhengHei" w:hAnsi="Microsoft JhengHei" w:eastAsia="Microsoft JhengHei" w:cs="Microsoft JhengHei"/>
               <w:szCs w:val="24"/>
             </w:rPr>
-            <w:instrText xml:space="preserve"> HYPERLINK \l _Toc1241 </w:instrText>
+            <w:instrText xml:space="preserve"> HYPERLINK \l _Toc1042 </w:instrText>
           </w:r>
           <w:r>
             <w:rPr>
@@ -2213,13 +2211,13 @@
             <w:fldChar w:fldCharType="begin"/>
           </w:r>
           <w:r>
-            <w:instrText xml:space="preserve"> PAGEREF _Toc1241 \h </w:instrText>
+            <w:instrText xml:space="preserve"> PAGEREF _Toc1042 \h </w:instrText>
           </w:r>
           <w:r>
             <w:fldChar w:fldCharType="separate"/>
           </w:r>
           <w:r>
-            <w:t>5</w:t>
+            <w:t>4</w:t>
           </w:r>
           <w:r>
             <w:fldChar w:fldCharType="end"/>
@@ -2236,7 +2234,7 @@
           <w:pPr>
             <w:pStyle w:val="17"/>
             <w:tabs>
-              <w:tab w:val="right" w:leader="dot" w:pos="9140"/>
+              <w:tab w:val="right" w:leader="dot" w:pos="8476"/>
             </w:tabs>
           </w:pPr>
           <w:r>
@@ -2251,7 +2249,7 @@
               <w:rFonts w:hint="eastAsia" w:ascii="Microsoft JhengHei" w:hAnsi="Microsoft JhengHei" w:eastAsia="Microsoft JhengHei" w:cs="Microsoft JhengHei"/>
               <w:szCs w:val="24"/>
             </w:rPr>
-            <w:instrText xml:space="preserve"> HYPERLINK \l _Toc16482 </w:instrText>
+            <w:instrText xml:space="preserve"> HYPERLINK \l _Toc9311 </w:instrText>
           </w:r>
           <w:r>
             <w:rPr>
@@ -2276,13 +2274,13 @@
             <w:fldChar w:fldCharType="begin"/>
           </w:r>
           <w:r>
-            <w:instrText xml:space="preserve"> PAGEREF _Toc16482 \h </w:instrText>
+            <w:instrText xml:space="preserve"> PAGEREF _Toc9311 \h </w:instrText>
           </w:r>
           <w:r>
             <w:fldChar w:fldCharType="separate"/>
           </w:r>
           <w:r>
-            <w:t>5</w:t>
+            <w:t>4</w:t>
           </w:r>
           <w:r>
             <w:fldChar w:fldCharType="end"/>
@@ -2299,7 +2297,7 @@
           <w:pPr>
             <w:pStyle w:val="16"/>
             <w:tabs>
-              <w:tab w:val="right" w:leader="dot" w:pos="9140"/>
+              <w:tab w:val="right" w:leader="dot" w:pos="8476"/>
             </w:tabs>
           </w:pPr>
           <w:r>
@@ -2314,7 +2312,7 @@
               <w:rFonts w:hint="eastAsia" w:ascii="Microsoft JhengHei" w:hAnsi="Microsoft JhengHei" w:eastAsia="Microsoft JhengHei" w:cs="Microsoft JhengHei"/>
               <w:szCs w:val="24"/>
             </w:rPr>
-            <w:instrText xml:space="preserve"> HYPERLINK \l _Toc19782 </w:instrText>
+            <w:instrText xml:space="preserve"> HYPERLINK \l _Toc19932 </w:instrText>
           </w:r>
           <w:r>
             <w:rPr>
@@ -2339,13 +2337,13 @@
             <w:fldChar w:fldCharType="begin"/>
           </w:r>
           <w:r>
-            <w:instrText xml:space="preserve"> PAGEREF _Toc19782 \h </w:instrText>
+            <w:instrText xml:space="preserve"> PAGEREF _Toc19932 \h </w:instrText>
           </w:r>
           <w:r>
             <w:fldChar w:fldCharType="separate"/>
           </w:r>
           <w:r>
-            <w:t>6</w:t>
+            <w:t>5</w:t>
           </w:r>
           <w:r>
             <w:fldChar w:fldCharType="end"/>
@@ -2362,7 +2360,7 @@
           <w:pPr>
             <w:pStyle w:val="16"/>
             <w:tabs>
-              <w:tab w:val="right" w:leader="dot" w:pos="9140"/>
+              <w:tab w:val="right" w:leader="dot" w:pos="8476"/>
             </w:tabs>
           </w:pPr>
           <w:r>
@@ -2377,7 +2375,7 @@
               <w:rFonts w:hint="eastAsia" w:ascii="Microsoft JhengHei" w:hAnsi="Microsoft JhengHei" w:eastAsia="Microsoft JhengHei" w:cs="Microsoft JhengHei"/>
               <w:szCs w:val="24"/>
             </w:rPr>
-            <w:instrText xml:space="preserve"> HYPERLINK \l _Toc8588 </w:instrText>
+            <w:instrText xml:space="preserve"> HYPERLINK \l _Toc9636 </w:instrText>
           </w:r>
           <w:r>
             <w:rPr>
@@ -2402,13 +2400,13 @@
             <w:fldChar w:fldCharType="begin"/>
           </w:r>
           <w:r>
-            <w:instrText xml:space="preserve"> PAGEREF _Toc8588 \h </w:instrText>
+            <w:instrText xml:space="preserve"> PAGEREF _Toc9636 \h </w:instrText>
           </w:r>
           <w:r>
             <w:fldChar w:fldCharType="separate"/>
           </w:r>
           <w:r>
-            <w:t>6</w:t>
+            <w:t>5</w:t>
           </w:r>
           <w:r>
             <w:fldChar w:fldCharType="end"/>
@@ -2425,7 +2423,7 @@
           <w:pPr>
             <w:pStyle w:val="17"/>
             <w:tabs>
-              <w:tab w:val="right" w:leader="dot" w:pos="9140"/>
+              <w:tab w:val="right" w:leader="dot" w:pos="8476"/>
             </w:tabs>
           </w:pPr>
           <w:r>
@@ -2440,7 +2438,7 @@
               <w:rFonts w:hint="eastAsia" w:ascii="Microsoft JhengHei" w:hAnsi="Microsoft JhengHei" w:eastAsia="Microsoft JhengHei" w:cs="Microsoft JhengHei"/>
               <w:szCs w:val="24"/>
             </w:rPr>
-            <w:instrText xml:space="preserve"> HYPERLINK \l _Toc18327 </w:instrText>
+            <w:instrText xml:space="preserve"> HYPERLINK \l _Toc1860 </w:instrText>
           </w:r>
           <w:r>
             <w:rPr>
@@ -2465,13 +2463,13 @@
             <w:fldChar w:fldCharType="begin"/>
           </w:r>
           <w:r>
-            <w:instrText xml:space="preserve"> PAGEREF _Toc18327 \h </w:instrText>
+            <w:instrText xml:space="preserve"> PAGEREF _Toc1860 \h </w:instrText>
           </w:r>
           <w:r>
             <w:fldChar w:fldCharType="separate"/>
           </w:r>
           <w:r>
-            <w:t>6</w:t>
+            <w:t>5</w:t>
           </w:r>
           <w:r>
             <w:fldChar w:fldCharType="end"/>
@@ -2488,7 +2486,7 @@
           <w:pPr>
             <w:pStyle w:val="17"/>
             <w:tabs>
-              <w:tab w:val="right" w:leader="dot" w:pos="9140"/>
+              <w:tab w:val="right" w:leader="dot" w:pos="8476"/>
             </w:tabs>
           </w:pPr>
           <w:r>
@@ -2503,7 +2501,7 @@
               <w:rFonts w:hint="eastAsia" w:ascii="Microsoft JhengHei" w:hAnsi="Microsoft JhengHei" w:eastAsia="Microsoft JhengHei" w:cs="Microsoft JhengHei"/>
               <w:szCs w:val="24"/>
             </w:rPr>
-            <w:instrText xml:space="preserve"> HYPERLINK \l _Toc29136 </w:instrText>
+            <w:instrText xml:space="preserve"> HYPERLINK \l _Toc13934 </w:instrText>
           </w:r>
           <w:r>
             <w:rPr>
@@ -2528,13 +2526,13 @@
             <w:fldChar w:fldCharType="begin"/>
           </w:r>
           <w:r>
-            <w:instrText xml:space="preserve"> PAGEREF _Toc29136 \h </w:instrText>
+            <w:instrText xml:space="preserve"> PAGEREF _Toc13934 \h </w:instrText>
           </w:r>
           <w:r>
             <w:fldChar w:fldCharType="separate"/>
           </w:r>
           <w:r>
-            <w:t>6</w:t>
+            <w:t>5</w:t>
           </w:r>
           <w:r>
             <w:fldChar w:fldCharType="end"/>
@@ -2551,7 +2549,7 @@
           <w:pPr>
             <w:pStyle w:val="17"/>
             <w:tabs>
-              <w:tab w:val="right" w:leader="dot" w:pos="9140"/>
+              <w:tab w:val="right" w:leader="dot" w:pos="8476"/>
             </w:tabs>
           </w:pPr>
           <w:r>
@@ -2566,7 +2564,7 @@
               <w:rFonts w:hint="eastAsia" w:ascii="Microsoft JhengHei" w:hAnsi="Microsoft JhengHei" w:eastAsia="Microsoft JhengHei" w:cs="Microsoft JhengHei"/>
               <w:szCs w:val="24"/>
             </w:rPr>
-            <w:instrText xml:space="preserve"> HYPERLINK \l _Toc20295 </w:instrText>
+            <w:instrText xml:space="preserve"> HYPERLINK \l _Toc16384 </w:instrText>
           </w:r>
           <w:r>
             <w:rPr>
@@ -2591,13 +2589,13 @@
             <w:fldChar w:fldCharType="begin"/>
           </w:r>
           <w:r>
-            <w:instrText xml:space="preserve"> PAGEREF _Toc20295 \h </w:instrText>
+            <w:instrText xml:space="preserve"> PAGEREF _Toc16384 \h </w:instrText>
           </w:r>
           <w:r>
             <w:fldChar w:fldCharType="separate"/>
           </w:r>
           <w:r>
-            <w:t>7</w:t>
+            <w:t>6</w:t>
           </w:r>
           <w:r>
             <w:fldChar w:fldCharType="end"/>
@@ -2614,7 +2612,7 @@
           <w:pPr>
             <w:pStyle w:val="17"/>
             <w:tabs>
-              <w:tab w:val="right" w:leader="dot" w:pos="9140"/>
+              <w:tab w:val="right" w:leader="dot" w:pos="8476"/>
             </w:tabs>
           </w:pPr>
           <w:r>
@@ -2629,7 +2627,7 @@
               <w:rFonts w:hint="eastAsia" w:ascii="Microsoft JhengHei" w:hAnsi="Microsoft JhengHei" w:eastAsia="Microsoft JhengHei" w:cs="Microsoft JhengHei"/>
               <w:szCs w:val="24"/>
             </w:rPr>
-            <w:instrText xml:space="preserve"> HYPERLINK \l _Toc20209 </w:instrText>
+            <w:instrText xml:space="preserve"> HYPERLINK \l _Toc25739 </w:instrText>
           </w:r>
           <w:r>
             <w:rPr>
@@ -2654,13 +2652,13 @@
             <w:fldChar w:fldCharType="begin"/>
           </w:r>
           <w:r>
-            <w:instrText xml:space="preserve"> PAGEREF _Toc20209 \h </w:instrText>
+            <w:instrText xml:space="preserve"> PAGEREF _Toc25739 \h </w:instrText>
           </w:r>
           <w:r>
             <w:fldChar w:fldCharType="separate"/>
           </w:r>
           <w:r>
-            <w:t>7</w:t>
+            <w:t>6</w:t>
           </w:r>
           <w:r>
             <w:fldChar w:fldCharType="end"/>
@@ -2677,7 +2675,7 @@
           <w:pPr>
             <w:pStyle w:val="17"/>
             <w:tabs>
-              <w:tab w:val="right" w:leader="dot" w:pos="9140"/>
+              <w:tab w:val="right" w:leader="dot" w:pos="8476"/>
             </w:tabs>
           </w:pPr>
           <w:r>
@@ -2692,7 +2690,7 @@
               <w:rFonts w:hint="eastAsia" w:ascii="Microsoft JhengHei" w:hAnsi="Microsoft JhengHei" w:eastAsia="Microsoft JhengHei" w:cs="Microsoft JhengHei"/>
               <w:szCs w:val="24"/>
             </w:rPr>
-            <w:instrText xml:space="preserve"> HYPERLINK \l _Toc17014 </w:instrText>
+            <w:instrText xml:space="preserve"> HYPERLINK \l _Toc24528 </w:instrText>
           </w:r>
           <w:r>
             <w:rPr>
@@ -2721,13 +2719,13 @@
             <w:fldChar w:fldCharType="begin"/>
           </w:r>
           <w:r>
-            <w:instrText xml:space="preserve"> PAGEREF _Toc17014 \h </w:instrText>
+            <w:instrText xml:space="preserve"> PAGEREF _Toc24528 \h </w:instrText>
           </w:r>
           <w:r>
             <w:fldChar w:fldCharType="separate"/>
           </w:r>
           <w:r>
-            <w:t>7</w:t>
+            <w:t>6</w:t>
           </w:r>
           <w:r>
             <w:fldChar w:fldCharType="end"/>
@@ -2744,7 +2742,7 @@
           <w:pPr>
             <w:pStyle w:val="17"/>
             <w:tabs>
-              <w:tab w:val="right" w:leader="dot" w:pos="9140"/>
+              <w:tab w:val="right" w:leader="dot" w:pos="8476"/>
             </w:tabs>
           </w:pPr>
           <w:r>
@@ -2759,7 +2757,7 @@
               <w:rFonts w:hint="eastAsia" w:ascii="Microsoft JhengHei" w:hAnsi="Microsoft JhengHei" w:eastAsia="Microsoft JhengHei" w:cs="Microsoft JhengHei"/>
               <w:szCs w:val="24"/>
             </w:rPr>
-            <w:instrText xml:space="preserve"> HYPERLINK \l _Toc8268 </w:instrText>
+            <w:instrText xml:space="preserve"> HYPERLINK \l _Toc27970 </w:instrText>
           </w:r>
           <w:r>
             <w:rPr>
@@ -2789,13 +2787,13 @@
             <w:fldChar w:fldCharType="begin"/>
           </w:r>
           <w:r>
-            <w:instrText xml:space="preserve"> PAGEREF _Toc8268 \h </w:instrText>
+            <w:instrText xml:space="preserve"> PAGEREF _Toc27970 \h </w:instrText>
           </w:r>
           <w:r>
             <w:fldChar w:fldCharType="separate"/>
           </w:r>
           <w:r>
-            <w:t>7</w:t>
+            <w:t>6</w:t>
           </w:r>
           <w:r>
             <w:fldChar w:fldCharType="end"/>
@@ -2812,7 +2810,7 @@
           <w:pPr>
             <w:pStyle w:val="17"/>
             <w:tabs>
-              <w:tab w:val="right" w:leader="dot" w:pos="9140"/>
+              <w:tab w:val="right" w:leader="dot" w:pos="8476"/>
             </w:tabs>
           </w:pPr>
           <w:r>
@@ -2827,7 +2825,7 @@
               <w:rFonts w:hint="eastAsia" w:ascii="Microsoft JhengHei" w:hAnsi="Microsoft JhengHei" w:eastAsia="Microsoft JhengHei" w:cs="Microsoft JhengHei"/>
               <w:szCs w:val="24"/>
             </w:rPr>
-            <w:instrText xml:space="preserve"> HYPERLINK \l _Toc28103 </w:instrText>
+            <w:instrText xml:space="preserve"> HYPERLINK \l _Toc22879 </w:instrText>
           </w:r>
           <w:r>
             <w:rPr>
@@ -2857,13 +2855,13 @@
             <w:fldChar w:fldCharType="begin"/>
           </w:r>
           <w:r>
-            <w:instrText xml:space="preserve"> PAGEREF _Toc28103 \h </w:instrText>
+            <w:instrText xml:space="preserve"> PAGEREF _Toc22879 \h </w:instrText>
           </w:r>
           <w:r>
             <w:fldChar w:fldCharType="separate"/>
           </w:r>
           <w:r>
-            <w:t>8</w:t>
+            <w:t>7</w:t>
           </w:r>
           <w:r>
             <w:fldChar w:fldCharType="end"/>
@@ -2880,7 +2878,7 @@
           <w:pPr>
             <w:pStyle w:val="16"/>
             <w:tabs>
-              <w:tab w:val="right" w:leader="dot" w:pos="9140"/>
+              <w:tab w:val="right" w:leader="dot" w:pos="8476"/>
             </w:tabs>
           </w:pPr>
           <w:r>
@@ -2895,7 +2893,7 @@
               <w:rFonts w:hint="eastAsia" w:ascii="Microsoft JhengHei" w:hAnsi="Microsoft JhengHei" w:eastAsia="Microsoft JhengHei" w:cs="Microsoft JhengHei"/>
               <w:szCs w:val="24"/>
             </w:rPr>
-            <w:instrText xml:space="preserve"> HYPERLINK \l _Toc24527 </w:instrText>
+            <w:instrText xml:space="preserve"> HYPERLINK \l _Toc24859 </w:instrText>
           </w:r>
           <w:r>
             <w:rPr>
@@ -2920,13 +2918,13 @@
             <w:fldChar w:fldCharType="begin"/>
           </w:r>
           <w:r>
-            <w:instrText xml:space="preserve"> PAGEREF _Toc24527 \h </w:instrText>
+            <w:instrText xml:space="preserve"> PAGEREF _Toc24859 \h </w:instrText>
           </w:r>
           <w:r>
             <w:fldChar w:fldCharType="separate"/>
           </w:r>
           <w:r>
-            <w:t>8</w:t>
+            <w:t>7</w:t>
           </w:r>
           <w:r>
             <w:fldChar w:fldCharType="end"/>
@@ -2943,7 +2941,7 @@
           <w:pPr>
             <w:pStyle w:val="17"/>
             <w:tabs>
-              <w:tab w:val="right" w:leader="dot" w:pos="9140"/>
+              <w:tab w:val="right" w:leader="dot" w:pos="8476"/>
             </w:tabs>
           </w:pPr>
           <w:r>
@@ -2958,7 +2956,7 @@
               <w:rFonts w:hint="eastAsia" w:ascii="Microsoft JhengHei" w:hAnsi="Microsoft JhengHei" w:eastAsia="Microsoft JhengHei" w:cs="Microsoft JhengHei"/>
               <w:szCs w:val="24"/>
             </w:rPr>
-            <w:instrText xml:space="preserve"> HYPERLINK \l _Toc3070 </w:instrText>
+            <w:instrText xml:space="preserve"> HYPERLINK \l _Toc2392 </w:instrText>
           </w:r>
           <w:r>
             <w:rPr>
@@ -2983,13 +2981,13 @@
             <w:fldChar w:fldCharType="begin"/>
           </w:r>
           <w:r>
-            <w:instrText xml:space="preserve"> PAGEREF _Toc3070 \h </w:instrText>
+            <w:instrText xml:space="preserve"> PAGEREF _Toc2392 \h </w:instrText>
           </w:r>
           <w:r>
             <w:fldChar w:fldCharType="separate"/>
           </w:r>
           <w:r>
-            <w:t>8</w:t>
+            <w:t>7</w:t>
           </w:r>
           <w:r>
             <w:fldChar w:fldCharType="end"/>
@@ -3006,7 +3004,7 @@
           <w:pPr>
             <w:pStyle w:val="17"/>
             <w:tabs>
-              <w:tab w:val="right" w:leader="dot" w:pos="9140"/>
+              <w:tab w:val="right" w:leader="dot" w:pos="8476"/>
             </w:tabs>
           </w:pPr>
           <w:r>
@@ -3021,7 +3019,7 @@
               <w:rFonts w:hint="eastAsia" w:ascii="Microsoft JhengHei" w:hAnsi="Microsoft JhengHei" w:eastAsia="Microsoft JhengHei" w:cs="Microsoft JhengHei"/>
               <w:szCs w:val="24"/>
             </w:rPr>
-            <w:instrText xml:space="preserve"> HYPERLINK \l _Toc2958 </w:instrText>
+            <w:instrText xml:space="preserve"> HYPERLINK \l _Toc10048 </w:instrText>
           </w:r>
           <w:r>
             <w:rPr>
@@ -3046,13 +3044,13 @@
             <w:fldChar w:fldCharType="begin"/>
           </w:r>
           <w:r>
-            <w:instrText xml:space="preserve"> PAGEREF _Toc2958 \h </w:instrText>
+            <w:instrText xml:space="preserve"> PAGEREF _Toc10048 \h </w:instrText>
           </w:r>
           <w:r>
             <w:fldChar w:fldCharType="separate"/>
           </w:r>
           <w:r>
-            <w:t>9</w:t>
+            <w:t>8</w:t>
           </w:r>
           <w:r>
             <w:fldChar w:fldCharType="end"/>
@@ -3069,7 +3067,7 @@
           <w:pPr>
             <w:pStyle w:val="16"/>
             <w:tabs>
-              <w:tab w:val="right" w:leader="dot" w:pos="9140"/>
+              <w:tab w:val="right" w:leader="dot" w:pos="8476"/>
             </w:tabs>
           </w:pPr>
           <w:r>
@@ -3084,7 +3082,7 @@
               <w:rFonts w:hint="eastAsia" w:ascii="Microsoft JhengHei" w:hAnsi="Microsoft JhengHei" w:eastAsia="Microsoft JhengHei" w:cs="Microsoft JhengHei"/>
               <w:szCs w:val="24"/>
             </w:rPr>
-            <w:instrText xml:space="preserve"> HYPERLINK \l _Toc8117 </w:instrText>
+            <w:instrText xml:space="preserve"> HYPERLINK \l _Toc19166 </w:instrText>
           </w:r>
           <w:r>
             <w:rPr>
@@ -3109,13 +3107,13 @@
             <w:fldChar w:fldCharType="begin"/>
           </w:r>
           <w:r>
-            <w:instrText xml:space="preserve"> PAGEREF _Toc8117 \h </w:instrText>
+            <w:instrText xml:space="preserve"> PAGEREF _Toc19166 \h </w:instrText>
           </w:r>
           <w:r>
             <w:fldChar w:fldCharType="separate"/>
           </w:r>
           <w:r>
-            <w:t>9</w:t>
+            <w:t>8</w:t>
           </w:r>
           <w:r>
             <w:fldChar w:fldCharType="end"/>
@@ -3132,7 +3130,7 @@
           <w:pPr>
             <w:pStyle w:val="16"/>
             <w:tabs>
-              <w:tab w:val="right" w:leader="dot" w:pos="9140"/>
+              <w:tab w:val="right" w:leader="dot" w:pos="8476"/>
             </w:tabs>
           </w:pPr>
           <w:r>
@@ -3147,7 +3145,7 @@
               <w:rFonts w:hint="eastAsia" w:ascii="Microsoft JhengHei" w:hAnsi="Microsoft JhengHei" w:eastAsia="Microsoft JhengHei" w:cs="Microsoft JhengHei"/>
               <w:szCs w:val="24"/>
             </w:rPr>
-            <w:instrText xml:space="preserve"> HYPERLINK \l _Toc3374 </w:instrText>
+            <w:instrText xml:space="preserve"> HYPERLINK \l _Toc25717 </w:instrText>
           </w:r>
           <w:r>
             <w:rPr>
@@ -3172,13 +3170,13 @@
             <w:fldChar w:fldCharType="begin"/>
           </w:r>
           <w:r>
-            <w:instrText xml:space="preserve"> PAGEREF _Toc3374 \h </w:instrText>
+            <w:instrText xml:space="preserve"> PAGEREF _Toc25717 \h </w:instrText>
           </w:r>
           <w:r>
             <w:fldChar w:fldCharType="separate"/>
           </w:r>
           <w:r>
-            <w:t>10</w:t>
+            <w:t>9</w:t>
           </w:r>
           <w:r>
             <w:fldChar w:fldCharType="end"/>
@@ -3195,7 +3193,7 @@
           <w:pPr>
             <w:pStyle w:val="17"/>
             <w:tabs>
-              <w:tab w:val="right" w:leader="dot" w:pos="9140"/>
+              <w:tab w:val="right" w:leader="dot" w:pos="8476"/>
             </w:tabs>
           </w:pPr>
           <w:r>
@@ -3210,7 +3208,7 @@
               <w:rFonts w:hint="eastAsia" w:ascii="Microsoft JhengHei" w:hAnsi="Microsoft JhengHei" w:eastAsia="Microsoft JhengHei" w:cs="Microsoft JhengHei"/>
               <w:szCs w:val="24"/>
             </w:rPr>
-            <w:instrText xml:space="preserve"> HYPERLINK \l _Toc24486 </w:instrText>
+            <w:instrText xml:space="preserve"> HYPERLINK \l _Toc21768 </w:instrText>
           </w:r>
           <w:r>
             <w:rPr>
@@ -3235,13 +3233,13 @@
             <w:fldChar w:fldCharType="begin"/>
           </w:r>
           <w:r>
-            <w:instrText xml:space="preserve"> PAGEREF _Toc24486 \h </w:instrText>
+            <w:instrText xml:space="preserve"> PAGEREF _Toc21768 \h </w:instrText>
           </w:r>
           <w:r>
             <w:fldChar w:fldCharType="separate"/>
           </w:r>
           <w:r>
-            <w:t>10</w:t>
+            <w:t>9</w:t>
           </w:r>
           <w:r>
             <w:fldChar w:fldCharType="end"/>
@@ -3258,7 +3256,7 @@
           <w:pPr>
             <w:pStyle w:val="17"/>
             <w:tabs>
-              <w:tab w:val="right" w:leader="dot" w:pos="9140"/>
+              <w:tab w:val="right" w:leader="dot" w:pos="8476"/>
             </w:tabs>
           </w:pPr>
           <w:r>
@@ -3273,7 +3271,7 @@
               <w:rFonts w:hint="eastAsia" w:ascii="Microsoft JhengHei" w:hAnsi="Microsoft JhengHei" w:eastAsia="Microsoft JhengHei" w:cs="Microsoft JhengHei"/>
               <w:szCs w:val="24"/>
             </w:rPr>
-            <w:instrText xml:space="preserve"> HYPERLINK \l _Toc3456 </w:instrText>
+            <w:instrText xml:space="preserve"> HYPERLINK \l _Toc11064 </w:instrText>
           </w:r>
           <w:r>
             <w:rPr>
@@ -3298,13 +3296,13 @@
             <w:fldChar w:fldCharType="begin"/>
           </w:r>
           <w:r>
-            <w:instrText xml:space="preserve"> PAGEREF _Toc3456 \h </w:instrText>
+            <w:instrText xml:space="preserve"> PAGEREF _Toc11064 \h </w:instrText>
           </w:r>
           <w:r>
             <w:fldChar w:fldCharType="separate"/>
           </w:r>
           <w:r>
-            <w:t>10</w:t>
+            <w:t>9</w:t>
           </w:r>
           <w:r>
             <w:fldChar w:fldCharType="end"/>
@@ -3321,7 +3319,7 @@
           <w:pPr>
             <w:pStyle w:val="16"/>
             <w:tabs>
-              <w:tab w:val="right" w:leader="dot" w:pos="9140"/>
+              <w:tab w:val="right" w:leader="dot" w:pos="8476"/>
             </w:tabs>
           </w:pPr>
           <w:r>
@@ -3336,7 +3334,7 @@
               <w:rFonts w:hint="eastAsia" w:ascii="Microsoft JhengHei" w:hAnsi="Microsoft JhengHei" w:eastAsia="Microsoft JhengHei" w:cs="Microsoft JhengHei"/>
               <w:szCs w:val="24"/>
             </w:rPr>
-            <w:instrText xml:space="preserve"> HYPERLINK \l _Toc29277 </w:instrText>
+            <w:instrText xml:space="preserve"> HYPERLINK \l _Toc20762 </w:instrText>
           </w:r>
           <w:r>
             <w:rPr>
@@ -3361,13 +3359,13 @@
             <w:fldChar w:fldCharType="begin"/>
           </w:r>
           <w:r>
-            <w:instrText xml:space="preserve"> PAGEREF _Toc29277 \h </w:instrText>
+            <w:instrText xml:space="preserve"> PAGEREF _Toc20762 \h </w:instrText>
           </w:r>
           <w:r>
             <w:fldChar w:fldCharType="separate"/>
           </w:r>
           <w:r>
-            <w:t>10</w:t>
+            <w:t>9</w:t>
           </w:r>
           <w:r>
             <w:fldChar w:fldCharType="end"/>
@@ -3384,7 +3382,7 @@
           <w:pPr>
             <w:pStyle w:val="16"/>
             <w:tabs>
-              <w:tab w:val="right" w:leader="dot" w:pos="9140"/>
+              <w:tab w:val="right" w:leader="dot" w:pos="8476"/>
             </w:tabs>
           </w:pPr>
           <w:r>
@@ -3399,7 +3397,7 @@
               <w:rFonts w:hint="eastAsia" w:ascii="Microsoft JhengHei" w:hAnsi="Microsoft JhengHei" w:eastAsia="Microsoft JhengHei" w:cs="Microsoft JhengHei"/>
               <w:szCs w:val="24"/>
             </w:rPr>
-            <w:instrText xml:space="preserve"> HYPERLINK \l _Toc7671 </w:instrText>
+            <w:instrText xml:space="preserve"> HYPERLINK \l _Toc17810 </w:instrText>
           </w:r>
           <w:r>
             <w:rPr>
@@ -3424,13 +3422,13 @@
             <w:fldChar w:fldCharType="begin"/>
           </w:r>
           <w:r>
-            <w:instrText xml:space="preserve"> PAGEREF _Toc7671 \h </w:instrText>
+            <w:instrText xml:space="preserve"> PAGEREF _Toc17810 \h </w:instrText>
           </w:r>
           <w:r>
             <w:fldChar w:fldCharType="separate"/>
           </w:r>
           <w:r>
-            <w:t>11</w:t>
+            <w:t>10</w:t>
           </w:r>
           <w:r>
             <w:fldChar w:fldCharType="end"/>
@@ -3498,7 +3496,7 @@
         <w:snapToGrid w:val="0"/>
         <w:textAlignment w:val="baseline"/>
       </w:pPr>
-      <w:bookmarkStart w:id="3" w:name="_Toc31341"/>
+      <w:bookmarkStart w:id="3" w:name="_Toc19046"/>
       <w:r>
         <w:t>目的</w:t>
       </w:r>
@@ -3538,7 +3536,7 @@
         <w:snapToGrid w:val="0"/>
         <w:textAlignment w:val="baseline"/>
       </w:pPr>
-      <w:bookmarkStart w:id="4" w:name="_Toc16671"/>
+      <w:bookmarkStart w:id="4" w:name="_Toc8765"/>
       <w:r>
         <w:t>范围</w:t>
       </w:r>
@@ -3616,7 +3614,7 @@
         <w:snapToGrid w:val="0"/>
         <w:textAlignment w:val="baseline"/>
       </w:pPr>
-      <w:bookmarkStart w:id="5" w:name="_Toc26469"/>
+      <w:bookmarkStart w:id="5" w:name="_Toc10867"/>
       <w:r>
         <w:t>定义</w:t>
       </w:r>
@@ -3694,7 +3692,7 @@
         <w:snapToGrid w:val="0"/>
         <w:textAlignment w:val="baseline"/>
       </w:pPr>
-      <w:bookmarkStart w:id="6" w:name="_Toc15347"/>
+      <w:bookmarkStart w:id="6" w:name="_Toc13077"/>
       <w:r>
         <w:t>输入与输出</w:t>
       </w:r>
@@ -3723,7 +3721,7 @@
       </w:pPr>
       <w:bookmarkStart w:id="7" w:name="bookmark25"/>
       <w:bookmarkEnd w:id="7"/>
-      <w:bookmarkStart w:id="8" w:name="_Toc1241"/>
+      <w:bookmarkStart w:id="8" w:name="_Toc1042"/>
       <w:r>
         <w:t>主要输入</w:t>
       </w:r>
@@ -4468,7 +4466,7 @@
         <w:snapToGrid w:val="0"/>
         <w:textAlignment w:val="baseline"/>
       </w:pPr>
-      <w:bookmarkStart w:id="9" w:name="_Toc16482"/>
+      <w:bookmarkStart w:id="9" w:name="_Toc9311"/>
       <w:r>
         <w:t>主要输出</w:t>
       </w:r>
@@ -4773,7 +4771,7 @@
         <w:snapToGrid w:val="0"/>
         <w:textAlignment w:val="baseline"/>
       </w:pPr>
-      <w:bookmarkStart w:id="10" w:name="_Toc19782"/>
+      <w:bookmarkStart w:id="10" w:name="_Toc19932"/>
       <w:r>
         <w:t>职责权限</w:t>
       </w:r>
@@ -5019,6 +5017,8 @@
               </w:rPr>
               <w:t>运维部经理</w:t>
             </w:r>
+            <w:bookmarkStart w:id="32" w:name="_GoBack"/>
+            <w:bookmarkEnd w:id="32"/>
           </w:p>
         </w:tc>
         <w:tc>
@@ -5490,7 +5490,7 @@
         <w:snapToGrid w:val="0"/>
         <w:textAlignment w:val="baseline"/>
       </w:pPr>
-      <w:bookmarkStart w:id="11" w:name="_Toc8588"/>
+      <w:bookmarkStart w:id="11" w:name="_Toc9636"/>
       <w:r>
         <w:t>服务目录管理机制</w:t>
       </w:r>
@@ -5519,7 +5519,7 @@
       </w:pPr>
       <w:bookmarkStart w:id="12" w:name="bookmark26"/>
       <w:bookmarkEnd w:id="12"/>
-      <w:bookmarkStart w:id="13" w:name="_Toc18327"/>
+      <w:bookmarkStart w:id="13" w:name="_Toc1860"/>
       <w:r>
         <w:t>服务目录内容</w:t>
       </w:r>
@@ -5634,7 +5634,7 @@
         <w:snapToGrid w:val="0"/>
         <w:textAlignment w:val="baseline"/>
       </w:pPr>
-      <w:bookmarkStart w:id="14" w:name="_Toc29136"/>
+      <w:bookmarkStart w:id="14" w:name="_Toc13934"/>
       <w:r>
         <w:t>受众和目标</w:t>
       </w:r>
@@ -5716,7 +5716,7 @@
         <w:snapToGrid w:val="0"/>
         <w:textAlignment w:val="baseline"/>
       </w:pPr>
-      <w:bookmarkStart w:id="15" w:name="_Toc20295"/>
+      <w:bookmarkStart w:id="15" w:name="_Toc16384"/>
       <w:r>
         <w:t>基本要求</w:t>
       </w:r>
@@ -5900,7 +5900,7 @@
         <w:snapToGrid w:val="0"/>
         <w:textAlignment w:val="baseline"/>
       </w:pPr>
-      <w:bookmarkStart w:id="16" w:name="_Toc20209"/>
+      <w:bookmarkStart w:id="16" w:name="_Toc25739"/>
       <w:r>
         <w:t>内容形式</w:t>
       </w:r>
@@ -6003,7 +6003,7 @@
         <w:snapToGrid w:val="0"/>
         <w:textAlignment w:val="baseline"/>
       </w:pPr>
-      <w:bookmarkStart w:id="17" w:name="_Toc17014"/>
+      <w:bookmarkStart w:id="17" w:name="_Toc24528"/>
       <w:r>
         <w:rPr>
           <w:rFonts w:hint="eastAsia"/>
@@ -6067,7 +6067,7 @@
           <w:lang w:val="en-US" w:eastAsia="zh-CN"/>
         </w:rPr>
       </w:pPr>
-      <w:bookmarkStart w:id="18" w:name="_Toc8268"/>
+      <w:bookmarkStart w:id="18" w:name="_Toc27970"/>
       <w:r>
         <w:rPr>
           <w:rFonts w:hint="eastAsia"/>
@@ -6173,7 +6173,7 @@
           <w:lang w:val="en-US" w:eastAsia="zh-CN"/>
         </w:rPr>
       </w:pPr>
-      <w:bookmarkStart w:id="19" w:name="_Toc28103"/>
+      <w:bookmarkStart w:id="19" w:name="_Toc22879"/>
       <w:r>
         <w:rPr>
           <w:rFonts w:hint="eastAsia"/>
@@ -6233,7 +6233,7 @@
         <w:snapToGrid w:val="0"/>
         <w:textAlignment w:val="baseline"/>
       </w:pPr>
-      <w:bookmarkStart w:id="20" w:name="_Toc24527"/>
+      <w:bookmarkStart w:id="20" w:name="_Toc24859"/>
       <w:r>
         <w:t>服务目录管理流程</w:t>
       </w:r>
@@ -6284,7 +6284,7 @@
         <w:snapToGrid w:val="0"/>
         <w:textAlignment w:val="baseline"/>
       </w:pPr>
-      <w:bookmarkStart w:id="22" w:name="_Toc3070"/>
+      <w:bookmarkStart w:id="22" w:name="_Toc2392"/>
       <w:r>
         <w:t>管理流程图</w:t>
       </w:r>
@@ -6375,7 +6375,7 @@
         <w:snapToGrid w:val="0"/>
         <w:textAlignment w:val="baseline"/>
       </w:pPr>
-      <w:bookmarkStart w:id="23" w:name="_Toc2958"/>
+      <w:bookmarkStart w:id="23" w:name="_Toc10048"/>
       <w:r>
         <w:t>过程描述</w:t>
       </w:r>
@@ -8903,7 +8903,7 @@
         <w:snapToGrid w:val="0"/>
         <w:textAlignment w:val="baseline"/>
       </w:pPr>
-      <w:bookmarkStart w:id="24" w:name="_Toc8117"/>
+      <w:bookmarkStart w:id="24" w:name="_Toc19166"/>
       <w:r>
         <w:t>服务目录价值</w:t>
       </w:r>
@@ -8973,7 +8973,7 @@
         <w:snapToGrid w:val="0"/>
         <w:textAlignment w:val="baseline"/>
       </w:pPr>
-      <w:bookmarkStart w:id="25" w:name="_Toc3374"/>
+      <w:bookmarkStart w:id="25" w:name="_Toc25717"/>
       <w:r>
         <w:t>与其他过程的关系</w:t>
       </w:r>
@@ -9002,7 +9002,7 @@
       </w:pPr>
       <w:bookmarkStart w:id="26" w:name="bookmark28"/>
       <w:bookmarkEnd w:id="26"/>
-      <w:bookmarkStart w:id="27" w:name="_Toc24486"/>
+      <w:bookmarkStart w:id="27" w:name="_Toc21768"/>
       <w:r>
         <w:t>与服务级别管理过程的关系</w:t>
       </w:r>
@@ -9065,7 +9065,7 @@
         <w:snapToGrid w:val="0"/>
         <w:textAlignment w:val="baseline"/>
       </w:pPr>
-      <w:bookmarkStart w:id="28" w:name="_Toc3456"/>
+      <w:bookmarkStart w:id="28" w:name="_Toc11064"/>
       <w:r>
         <w:t>与变更与发布管理过程的关系</w:t>
       </w:r>
@@ -9098,7 +9098,7 @@
         <w:snapToGrid w:val="0"/>
         <w:textAlignment w:val="baseline"/>
       </w:pPr>
-      <w:bookmarkStart w:id="29" w:name="_Toc29277"/>
+      <w:bookmarkStart w:id="29" w:name="_Toc20762"/>
       <w:r>
         <w:t>服务目录管理过程持续改进</w:t>
       </w:r>
@@ -9282,7 +9282,7 @@
         <w:snapToGrid w:val="0"/>
         <w:textAlignment w:val="baseline"/>
       </w:pPr>
-      <w:bookmarkStart w:id="30" w:name="_Toc7671"/>
+      <w:bookmarkStart w:id="30" w:name="_Toc17810"/>
       <w:r>
         <w:t>相关文件与记录</w:t>
       </w:r>
@@ -10234,10 +10234,10 @@
     <w:uiPriority w:val="0"/>
     <w:pPr>
       <w:pBdr>
-        <w:top w:val="none" w:color="auto" w:sz="0" w:space="1"/>
-        <w:left w:val="none" w:color="auto" w:sz="0" w:space="4"/>
-        <w:bottom w:val="none" w:color="auto" w:sz="0" w:space="1"/>
-        <w:right w:val="none" w:color="auto" w:sz="0" w:space="4"/>
+        <w:top w:val="none" w:color="auto" w:sz="0" w:space="0"/>
+        <w:left w:val="none" w:color="auto" w:sz="0" w:space="0"/>
+        <w:bottom w:val="none" w:color="auto" w:sz="0" w:space="0"/>
+        <w:right w:val="none" w:color="auto" w:sz="0" w:space="0"/>
       </w:pBdr>
       <w:tabs>
         <w:tab w:val="center" w:pos="4153"/>
@@ -10591,7 +10591,7 @@
     </w:rPr>
   </w:style>
   <w:style w:type="table" w:customStyle="1" w:styleId="42">
-    <w:name w:val="Table Normal"/>
+    <w:name w:val="Table Normal_1"/>
     <w:semiHidden/>
     <w:unhideWhenUsed/>
     <w:qFormat/>

--- a/1-运维服务目录/010101-运维服务目录管理规范.docx
+++ b/1-运维服务目录/010101-运维服务目录管理规范.docx
@@ -39,7 +39,7 @@
         <w:snapToGrid w:val="0"/>
         <w:textAlignment w:val="baseline"/>
       </w:pPr>
-      <w:bookmarkStart w:id="0" w:name="_Toc10512"/>
+      <w:bookmarkStart w:id="0" w:name="_Toc12532"/>
       <w:r>
         <w:t>运维服务目录管理规范</w:t>
       </w:r>
@@ -63,7 +63,7 @@
         <w:snapToGrid w:val="0"/>
         <w:textAlignment w:val="baseline"/>
       </w:pPr>
-      <w:bookmarkStart w:id="1" w:name="_Toc30867"/>
+      <w:bookmarkStart w:id="1" w:name="_Toc11207"/>
       <w:r>
         <w:t>中达丰集团有限公司</w:t>
       </w:r>
@@ -101,7 +101,7 @@
           <w:sz w:val="35"/>
           <w:szCs w:val="35"/>
         </w:rPr>
-        <w:t>2025年7月4日</w:t>
+        <w:t>2025年4月4日</w:t>
       </w:r>
     </w:p>
     <w:p>
@@ -158,7 +158,7 @@
           <w:szCs w:val="28"/>
         </w:rPr>
       </w:pPr>
-      <w:bookmarkStart w:id="2" w:name="_Toc15009"/>
+      <w:bookmarkStart w:id="2" w:name="_Toc24502"/>
       <w:r>
         <w:rPr>
           <w:rFonts w:ascii="宋体" w:hAnsi="宋体" w:eastAsia="宋体" w:cs="宋体"/>
@@ -780,7 +780,7 @@
                 <w:sz w:val="20"/>
                 <w:szCs w:val="20"/>
               </w:rPr>
-              <w:t>2025-7-4</w:t>
+              <w:t>2025-4-4</w:t>
             </w:r>
           </w:p>
         </w:tc>
@@ -1722,6 +1722,8 @@
               <w:tab w:val="right" w:leader="dot" w:pos="8476"/>
             </w:tabs>
           </w:pPr>
+          <w:bookmarkStart w:id="32" w:name="_GoBack"/>
+          <w:bookmarkEnd w:id="32"/>
           <w:r>
             <w:rPr>
               <w:rFonts w:hint="eastAsia" w:ascii="Microsoft JhengHei" w:hAnsi="Microsoft JhengHei" w:eastAsia="Microsoft JhengHei" w:cs="Microsoft JhengHei"/>
@@ -1758,7 +1760,7 @@
               <w:rFonts w:hint="eastAsia" w:ascii="Microsoft JhengHei" w:hAnsi="Microsoft JhengHei" w:eastAsia="Microsoft JhengHei" w:cs="Microsoft JhengHei"/>
               <w:szCs w:val="24"/>
             </w:rPr>
-            <w:instrText xml:space="preserve"> HYPERLINK \l _Toc10512 </w:instrText>
+            <w:instrText xml:space="preserve"> HYPERLINK \l _Toc12532 </w:instrText>
           </w:r>
           <w:r>
             <w:rPr>
@@ -1777,7 +1779,7 @@
             <w:fldChar w:fldCharType="begin"/>
           </w:r>
           <w:r>
-            <w:instrText xml:space="preserve"> PAGEREF _Toc10512 \h </w:instrText>
+            <w:instrText xml:space="preserve"> PAGEREF _Toc12532 \h </w:instrText>
           </w:r>
           <w:r>
             <w:fldChar w:fldCharType="separate"/>
@@ -1815,7 +1817,7 @@
               <w:rFonts w:hint="eastAsia" w:ascii="Microsoft JhengHei" w:hAnsi="Microsoft JhengHei" w:eastAsia="Microsoft JhengHei" w:cs="Microsoft JhengHei"/>
               <w:szCs w:val="24"/>
             </w:rPr>
-            <w:instrText xml:space="preserve"> HYPERLINK \l _Toc30867 </w:instrText>
+            <w:instrText xml:space="preserve"> HYPERLINK \l _Toc11207 </w:instrText>
           </w:r>
           <w:r>
             <w:rPr>
@@ -1834,7 +1836,7 @@
             <w:fldChar w:fldCharType="begin"/>
           </w:r>
           <w:r>
-            <w:instrText xml:space="preserve"> PAGEREF _Toc30867 \h </w:instrText>
+            <w:instrText xml:space="preserve"> PAGEREF _Toc11207 \h </w:instrText>
           </w:r>
           <w:r>
             <w:fldChar w:fldCharType="separate"/>
@@ -1872,7 +1874,7 @@
               <w:rFonts w:hint="eastAsia" w:ascii="Microsoft JhengHei" w:hAnsi="Microsoft JhengHei" w:eastAsia="Microsoft JhengHei" w:cs="Microsoft JhengHei"/>
               <w:szCs w:val="24"/>
             </w:rPr>
-            <w:instrText xml:space="preserve"> HYPERLINK \l _Toc15009 </w:instrText>
+            <w:instrText xml:space="preserve"> HYPERLINK \l _Toc24502 </w:instrText>
           </w:r>
           <w:r>
             <w:rPr>
@@ -1896,7 +1898,7 @@
             <w:fldChar w:fldCharType="begin"/>
           </w:r>
           <w:r>
-            <w:instrText xml:space="preserve"> PAGEREF _Toc15009 \h </w:instrText>
+            <w:instrText xml:space="preserve"> PAGEREF _Toc24502 \h </w:instrText>
           </w:r>
           <w:r>
             <w:fldChar w:fldCharType="separate"/>
@@ -1934,7 +1936,7 @@
               <w:rFonts w:hint="eastAsia" w:ascii="Microsoft JhengHei" w:hAnsi="Microsoft JhengHei" w:eastAsia="Microsoft JhengHei" w:cs="Microsoft JhengHei"/>
               <w:szCs w:val="24"/>
             </w:rPr>
-            <w:instrText xml:space="preserve"> HYPERLINK \l _Toc19046 </w:instrText>
+            <w:instrText xml:space="preserve"> HYPERLINK \l _Toc289 </w:instrText>
           </w:r>
           <w:r>
             <w:rPr>
@@ -1959,7 +1961,7 @@
             <w:fldChar w:fldCharType="begin"/>
           </w:r>
           <w:r>
-            <w:instrText xml:space="preserve"> PAGEREF _Toc19046 \h </w:instrText>
+            <w:instrText xml:space="preserve"> PAGEREF _Toc289 \h </w:instrText>
           </w:r>
           <w:r>
             <w:fldChar w:fldCharType="separate"/>
@@ -1997,7 +1999,7 @@
               <w:rFonts w:hint="eastAsia" w:ascii="Microsoft JhengHei" w:hAnsi="Microsoft JhengHei" w:eastAsia="Microsoft JhengHei" w:cs="Microsoft JhengHei"/>
               <w:szCs w:val="24"/>
             </w:rPr>
-            <w:instrText xml:space="preserve"> HYPERLINK \l _Toc8765 </w:instrText>
+            <w:instrText xml:space="preserve"> HYPERLINK \l _Toc9704 </w:instrText>
           </w:r>
           <w:r>
             <w:rPr>
@@ -2022,7 +2024,7 @@
             <w:fldChar w:fldCharType="begin"/>
           </w:r>
           <w:r>
-            <w:instrText xml:space="preserve"> PAGEREF _Toc8765 \h </w:instrText>
+            <w:instrText xml:space="preserve"> PAGEREF _Toc9704 \h </w:instrText>
           </w:r>
           <w:r>
             <w:fldChar w:fldCharType="separate"/>
@@ -2060,7 +2062,7 @@
               <w:rFonts w:hint="eastAsia" w:ascii="Microsoft JhengHei" w:hAnsi="Microsoft JhengHei" w:eastAsia="Microsoft JhengHei" w:cs="Microsoft JhengHei"/>
               <w:szCs w:val="24"/>
             </w:rPr>
-            <w:instrText xml:space="preserve"> HYPERLINK \l _Toc10867 </w:instrText>
+            <w:instrText xml:space="preserve"> HYPERLINK \l _Toc6768 </w:instrText>
           </w:r>
           <w:r>
             <w:rPr>
@@ -2085,7 +2087,7 @@
             <w:fldChar w:fldCharType="begin"/>
           </w:r>
           <w:r>
-            <w:instrText xml:space="preserve"> PAGEREF _Toc10867 \h </w:instrText>
+            <w:instrText xml:space="preserve"> PAGEREF _Toc6768 \h </w:instrText>
           </w:r>
           <w:r>
             <w:fldChar w:fldCharType="separate"/>
@@ -2123,7 +2125,7 @@
               <w:rFonts w:hint="eastAsia" w:ascii="Microsoft JhengHei" w:hAnsi="Microsoft JhengHei" w:eastAsia="Microsoft JhengHei" w:cs="Microsoft JhengHei"/>
               <w:szCs w:val="24"/>
             </w:rPr>
-            <w:instrText xml:space="preserve"> HYPERLINK \l _Toc13077 </w:instrText>
+            <w:instrText xml:space="preserve"> HYPERLINK \l _Toc23156 </w:instrText>
           </w:r>
           <w:r>
             <w:rPr>
@@ -2148,7 +2150,7 @@
             <w:fldChar w:fldCharType="begin"/>
           </w:r>
           <w:r>
-            <w:instrText xml:space="preserve"> PAGEREF _Toc13077 \h </w:instrText>
+            <w:instrText xml:space="preserve"> PAGEREF _Toc23156 \h </w:instrText>
           </w:r>
           <w:r>
             <w:fldChar w:fldCharType="separate"/>
@@ -2186,7 +2188,7 @@
               <w:rFonts w:hint="eastAsia" w:ascii="Microsoft JhengHei" w:hAnsi="Microsoft JhengHei" w:eastAsia="Microsoft JhengHei" w:cs="Microsoft JhengHei"/>
               <w:szCs w:val="24"/>
             </w:rPr>
-            <w:instrText xml:space="preserve"> HYPERLINK \l _Toc1042 </w:instrText>
+            <w:instrText xml:space="preserve"> HYPERLINK \l _Toc12034 </w:instrText>
           </w:r>
           <w:r>
             <w:rPr>
@@ -2211,7 +2213,7 @@
             <w:fldChar w:fldCharType="begin"/>
           </w:r>
           <w:r>
-            <w:instrText xml:space="preserve"> PAGEREF _Toc1042 \h </w:instrText>
+            <w:instrText xml:space="preserve"> PAGEREF _Toc12034 \h </w:instrText>
           </w:r>
           <w:r>
             <w:fldChar w:fldCharType="separate"/>
@@ -2249,7 +2251,7 @@
               <w:rFonts w:hint="eastAsia" w:ascii="Microsoft JhengHei" w:hAnsi="Microsoft JhengHei" w:eastAsia="Microsoft JhengHei" w:cs="Microsoft JhengHei"/>
               <w:szCs w:val="24"/>
             </w:rPr>
-            <w:instrText xml:space="preserve"> HYPERLINK \l _Toc9311 </w:instrText>
+            <w:instrText xml:space="preserve"> HYPERLINK \l _Toc27450 </w:instrText>
           </w:r>
           <w:r>
             <w:rPr>
@@ -2274,7 +2276,7 @@
             <w:fldChar w:fldCharType="begin"/>
           </w:r>
           <w:r>
-            <w:instrText xml:space="preserve"> PAGEREF _Toc9311 \h </w:instrText>
+            <w:instrText xml:space="preserve"> PAGEREF _Toc27450 \h </w:instrText>
           </w:r>
           <w:r>
             <w:fldChar w:fldCharType="separate"/>
@@ -2312,7 +2314,7 @@
               <w:rFonts w:hint="eastAsia" w:ascii="Microsoft JhengHei" w:hAnsi="Microsoft JhengHei" w:eastAsia="Microsoft JhengHei" w:cs="Microsoft JhengHei"/>
               <w:szCs w:val="24"/>
             </w:rPr>
-            <w:instrText xml:space="preserve"> HYPERLINK \l _Toc19932 </w:instrText>
+            <w:instrText xml:space="preserve"> HYPERLINK \l _Toc25052 </w:instrText>
           </w:r>
           <w:r>
             <w:rPr>
@@ -2337,7 +2339,7 @@
             <w:fldChar w:fldCharType="begin"/>
           </w:r>
           <w:r>
-            <w:instrText xml:space="preserve"> PAGEREF _Toc19932 \h </w:instrText>
+            <w:instrText xml:space="preserve"> PAGEREF _Toc25052 \h </w:instrText>
           </w:r>
           <w:r>
             <w:fldChar w:fldCharType="separate"/>
@@ -2375,7 +2377,7 @@
               <w:rFonts w:hint="eastAsia" w:ascii="Microsoft JhengHei" w:hAnsi="Microsoft JhengHei" w:eastAsia="Microsoft JhengHei" w:cs="Microsoft JhengHei"/>
               <w:szCs w:val="24"/>
             </w:rPr>
-            <w:instrText xml:space="preserve"> HYPERLINK \l _Toc9636 </w:instrText>
+            <w:instrText xml:space="preserve"> HYPERLINK \l _Toc12611 </w:instrText>
           </w:r>
           <w:r>
             <w:rPr>
@@ -2400,7 +2402,7 @@
             <w:fldChar w:fldCharType="begin"/>
           </w:r>
           <w:r>
-            <w:instrText xml:space="preserve"> PAGEREF _Toc9636 \h </w:instrText>
+            <w:instrText xml:space="preserve"> PAGEREF _Toc12611 \h </w:instrText>
           </w:r>
           <w:r>
             <w:fldChar w:fldCharType="separate"/>
@@ -2438,7 +2440,7 @@
               <w:rFonts w:hint="eastAsia" w:ascii="Microsoft JhengHei" w:hAnsi="Microsoft JhengHei" w:eastAsia="Microsoft JhengHei" w:cs="Microsoft JhengHei"/>
               <w:szCs w:val="24"/>
             </w:rPr>
-            <w:instrText xml:space="preserve"> HYPERLINK \l _Toc1860 </w:instrText>
+            <w:instrText xml:space="preserve"> HYPERLINK \l _Toc18840 </w:instrText>
           </w:r>
           <w:r>
             <w:rPr>
@@ -2463,7 +2465,7 @@
             <w:fldChar w:fldCharType="begin"/>
           </w:r>
           <w:r>
-            <w:instrText xml:space="preserve"> PAGEREF _Toc1860 \h </w:instrText>
+            <w:instrText xml:space="preserve"> PAGEREF _Toc18840 \h </w:instrText>
           </w:r>
           <w:r>
             <w:fldChar w:fldCharType="separate"/>
@@ -2501,7 +2503,7 @@
               <w:rFonts w:hint="eastAsia" w:ascii="Microsoft JhengHei" w:hAnsi="Microsoft JhengHei" w:eastAsia="Microsoft JhengHei" w:cs="Microsoft JhengHei"/>
               <w:szCs w:val="24"/>
             </w:rPr>
-            <w:instrText xml:space="preserve"> HYPERLINK \l _Toc13934 </w:instrText>
+            <w:instrText xml:space="preserve"> HYPERLINK \l _Toc19377 </w:instrText>
           </w:r>
           <w:r>
             <w:rPr>
@@ -2526,7 +2528,7 @@
             <w:fldChar w:fldCharType="begin"/>
           </w:r>
           <w:r>
-            <w:instrText xml:space="preserve"> PAGEREF _Toc13934 \h </w:instrText>
+            <w:instrText xml:space="preserve"> PAGEREF _Toc19377 \h </w:instrText>
           </w:r>
           <w:r>
             <w:fldChar w:fldCharType="separate"/>
@@ -2564,7 +2566,7 @@
               <w:rFonts w:hint="eastAsia" w:ascii="Microsoft JhengHei" w:hAnsi="Microsoft JhengHei" w:eastAsia="Microsoft JhengHei" w:cs="Microsoft JhengHei"/>
               <w:szCs w:val="24"/>
             </w:rPr>
-            <w:instrText xml:space="preserve"> HYPERLINK \l _Toc16384 </w:instrText>
+            <w:instrText xml:space="preserve"> HYPERLINK \l _Toc2061 </w:instrText>
           </w:r>
           <w:r>
             <w:rPr>
@@ -2589,7 +2591,7 @@
             <w:fldChar w:fldCharType="begin"/>
           </w:r>
           <w:r>
-            <w:instrText xml:space="preserve"> PAGEREF _Toc16384 \h </w:instrText>
+            <w:instrText xml:space="preserve"> PAGEREF _Toc2061 \h </w:instrText>
           </w:r>
           <w:r>
             <w:fldChar w:fldCharType="separate"/>
@@ -2627,7 +2629,7 @@
               <w:rFonts w:hint="eastAsia" w:ascii="Microsoft JhengHei" w:hAnsi="Microsoft JhengHei" w:eastAsia="Microsoft JhengHei" w:cs="Microsoft JhengHei"/>
               <w:szCs w:val="24"/>
             </w:rPr>
-            <w:instrText xml:space="preserve"> HYPERLINK \l _Toc25739 </w:instrText>
+            <w:instrText xml:space="preserve"> HYPERLINK \l _Toc24371 </w:instrText>
           </w:r>
           <w:r>
             <w:rPr>
@@ -2652,7 +2654,7 @@
             <w:fldChar w:fldCharType="begin"/>
           </w:r>
           <w:r>
-            <w:instrText xml:space="preserve"> PAGEREF _Toc25739 \h </w:instrText>
+            <w:instrText xml:space="preserve"> PAGEREF _Toc24371 \h </w:instrText>
           </w:r>
           <w:r>
             <w:fldChar w:fldCharType="separate"/>
@@ -2690,7 +2692,7 @@
               <w:rFonts w:hint="eastAsia" w:ascii="Microsoft JhengHei" w:hAnsi="Microsoft JhengHei" w:eastAsia="Microsoft JhengHei" w:cs="Microsoft JhengHei"/>
               <w:szCs w:val="24"/>
             </w:rPr>
-            <w:instrText xml:space="preserve"> HYPERLINK \l _Toc24528 </w:instrText>
+            <w:instrText xml:space="preserve"> HYPERLINK \l _Toc30852 </w:instrText>
           </w:r>
           <w:r>
             <w:rPr>
@@ -2719,7 +2721,7 @@
             <w:fldChar w:fldCharType="begin"/>
           </w:r>
           <w:r>
-            <w:instrText xml:space="preserve"> PAGEREF _Toc24528 \h </w:instrText>
+            <w:instrText xml:space="preserve"> PAGEREF _Toc30852 \h </w:instrText>
           </w:r>
           <w:r>
             <w:fldChar w:fldCharType="separate"/>
@@ -2757,7 +2759,7 @@
               <w:rFonts w:hint="eastAsia" w:ascii="Microsoft JhengHei" w:hAnsi="Microsoft JhengHei" w:eastAsia="Microsoft JhengHei" w:cs="Microsoft JhengHei"/>
               <w:szCs w:val="24"/>
             </w:rPr>
-            <w:instrText xml:space="preserve"> HYPERLINK \l _Toc27970 </w:instrText>
+            <w:instrText xml:space="preserve"> HYPERLINK \l _Toc17915 </w:instrText>
           </w:r>
           <w:r>
             <w:rPr>
@@ -2787,7 +2789,7 @@
             <w:fldChar w:fldCharType="begin"/>
           </w:r>
           <w:r>
-            <w:instrText xml:space="preserve"> PAGEREF _Toc27970 \h </w:instrText>
+            <w:instrText xml:space="preserve"> PAGEREF _Toc17915 \h </w:instrText>
           </w:r>
           <w:r>
             <w:fldChar w:fldCharType="separate"/>
@@ -2825,7 +2827,7 @@
               <w:rFonts w:hint="eastAsia" w:ascii="Microsoft JhengHei" w:hAnsi="Microsoft JhengHei" w:eastAsia="Microsoft JhengHei" w:cs="Microsoft JhengHei"/>
               <w:szCs w:val="24"/>
             </w:rPr>
-            <w:instrText xml:space="preserve"> HYPERLINK \l _Toc22879 </w:instrText>
+            <w:instrText xml:space="preserve"> HYPERLINK \l _Toc28739 </w:instrText>
           </w:r>
           <w:r>
             <w:rPr>
@@ -2855,7 +2857,7 @@
             <w:fldChar w:fldCharType="begin"/>
           </w:r>
           <w:r>
-            <w:instrText xml:space="preserve"> PAGEREF _Toc22879 \h </w:instrText>
+            <w:instrText xml:space="preserve"> PAGEREF _Toc28739 \h </w:instrText>
           </w:r>
           <w:r>
             <w:fldChar w:fldCharType="separate"/>
@@ -2893,7 +2895,7 @@
               <w:rFonts w:hint="eastAsia" w:ascii="Microsoft JhengHei" w:hAnsi="Microsoft JhengHei" w:eastAsia="Microsoft JhengHei" w:cs="Microsoft JhengHei"/>
               <w:szCs w:val="24"/>
             </w:rPr>
-            <w:instrText xml:space="preserve"> HYPERLINK \l _Toc24859 </w:instrText>
+            <w:instrText xml:space="preserve"> HYPERLINK \l _Toc23696 </w:instrText>
           </w:r>
           <w:r>
             <w:rPr>
@@ -2918,7 +2920,7 @@
             <w:fldChar w:fldCharType="begin"/>
           </w:r>
           <w:r>
-            <w:instrText xml:space="preserve"> PAGEREF _Toc24859 \h </w:instrText>
+            <w:instrText xml:space="preserve"> PAGEREF _Toc23696 \h </w:instrText>
           </w:r>
           <w:r>
             <w:fldChar w:fldCharType="separate"/>
@@ -2956,7 +2958,7 @@
               <w:rFonts w:hint="eastAsia" w:ascii="Microsoft JhengHei" w:hAnsi="Microsoft JhengHei" w:eastAsia="Microsoft JhengHei" w:cs="Microsoft JhengHei"/>
               <w:szCs w:val="24"/>
             </w:rPr>
-            <w:instrText xml:space="preserve"> HYPERLINK \l _Toc2392 </w:instrText>
+            <w:instrText xml:space="preserve"> HYPERLINK \l _Toc11440 </w:instrText>
           </w:r>
           <w:r>
             <w:rPr>
@@ -2981,7 +2983,7 @@
             <w:fldChar w:fldCharType="begin"/>
           </w:r>
           <w:r>
-            <w:instrText xml:space="preserve"> PAGEREF _Toc2392 \h </w:instrText>
+            <w:instrText xml:space="preserve"> PAGEREF _Toc11440 \h </w:instrText>
           </w:r>
           <w:r>
             <w:fldChar w:fldCharType="separate"/>
@@ -3019,7 +3021,7 @@
               <w:rFonts w:hint="eastAsia" w:ascii="Microsoft JhengHei" w:hAnsi="Microsoft JhengHei" w:eastAsia="Microsoft JhengHei" w:cs="Microsoft JhengHei"/>
               <w:szCs w:val="24"/>
             </w:rPr>
-            <w:instrText xml:space="preserve"> HYPERLINK \l _Toc10048 </w:instrText>
+            <w:instrText xml:space="preserve"> HYPERLINK \l _Toc14824 </w:instrText>
           </w:r>
           <w:r>
             <w:rPr>
@@ -3044,7 +3046,7 @@
             <w:fldChar w:fldCharType="begin"/>
           </w:r>
           <w:r>
-            <w:instrText xml:space="preserve"> PAGEREF _Toc10048 \h </w:instrText>
+            <w:instrText xml:space="preserve"> PAGEREF _Toc14824 \h </w:instrText>
           </w:r>
           <w:r>
             <w:fldChar w:fldCharType="separate"/>
@@ -3082,7 +3084,7 @@
               <w:rFonts w:hint="eastAsia" w:ascii="Microsoft JhengHei" w:hAnsi="Microsoft JhengHei" w:eastAsia="Microsoft JhengHei" w:cs="Microsoft JhengHei"/>
               <w:szCs w:val="24"/>
             </w:rPr>
-            <w:instrText xml:space="preserve"> HYPERLINK \l _Toc19166 </w:instrText>
+            <w:instrText xml:space="preserve"> HYPERLINK \l _Toc9060 </w:instrText>
           </w:r>
           <w:r>
             <w:rPr>
@@ -3107,7 +3109,7 @@
             <w:fldChar w:fldCharType="begin"/>
           </w:r>
           <w:r>
-            <w:instrText xml:space="preserve"> PAGEREF _Toc19166 \h </w:instrText>
+            <w:instrText xml:space="preserve"> PAGEREF _Toc9060 \h </w:instrText>
           </w:r>
           <w:r>
             <w:fldChar w:fldCharType="separate"/>
@@ -3145,7 +3147,7 @@
               <w:rFonts w:hint="eastAsia" w:ascii="Microsoft JhengHei" w:hAnsi="Microsoft JhengHei" w:eastAsia="Microsoft JhengHei" w:cs="Microsoft JhengHei"/>
               <w:szCs w:val="24"/>
             </w:rPr>
-            <w:instrText xml:space="preserve"> HYPERLINK \l _Toc25717 </w:instrText>
+            <w:instrText xml:space="preserve"> HYPERLINK \l _Toc21943 </w:instrText>
           </w:r>
           <w:r>
             <w:rPr>
@@ -3170,7 +3172,7 @@
             <w:fldChar w:fldCharType="begin"/>
           </w:r>
           <w:r>
-            <w:instrText xml:space="preserve"> PAGEREF _Toc25717 \h </w:instrText>
+            <w:instrText xml:space="preserve"> PAGEREF _Toc21943 \h </w:instrText>
           </w:r>
           <w:r>
             <w:fldChar w:fldCharType="separate"/>
@@ -3208,7 +3210,7 @@
               <w:rFonts w:hint="eastAsia" w:ascii="Microsoft JhengHei" w:hAnsi="Microsoft JhengHei" w:eastAsia="Microsoft JhengHei" w:cs="Microsoft JhengHei"/>
               <w:szCs w:val="24"/>
             </w:rPr>
-            <w:instrText xml:space="preserve"> HYPERLINK \l _Toc21768 </w:instrText>
+            <w:instrText xml:space="preserve"> HYPERLINK \l _Toc19417 </w:instrText>
           </w:r>
           <w:r>
             <w:rPr>
@@ -3233,7 +3235,7 @@
             <w:fldChar w:fldCharType="begin"/>
           </w:r>
           <w:r>
-            <w:instrText xml:space="preserve"> PAGEREF _Toc21768 \h </w:instrText>
+            <w:instrText xml:space="preserve"> PAGEREF _Toc19417 \h </w:instrText>
           </w:r>
           <w:r>
             <w:fldChar w:fldCharType="separate"/>
@@ -3271,7 +3273,7 @@
               <w:rFonts w:hint="eastAsia" w:ascii="Microsoft JhengHei" w:hAnsi="Microsoft JhengHei" w:eastAsia="Microsoft JhengHei" w:cs="Microsoft JhengHei"/>
               <w:szCs w:val="24"/>
             </w:rPr>
-            <w:instrText xml:space="preserve"> HYPERLINK \l _Toc11064 </w:instrText>
+            <w:instrText xml:space="preserve"> HYPERLINK \l _Toc30166 </w:instrText>
           </w:r>
           <w:r>
             <w:rPr>
@@ -3296,7 +3298,7 @@
             <w:fldChar w:fldCharType="begin"/>
           </w:r>
           <w:r>
-            <w:instrText xml:space="preserve"> PAGEREF _Toc11064 \h </w:instrText>
+            <w:instrText xml:space="preserve"> PAGEREF _Toc30166 \h </w:instrText>
           </w:r>
           <w:r>
             <w:fldChar w:fldCharType="separate"/>
@@ -3334,7 +3336,7 @@
               <w:rFonts w:hint="eastAsia" w:ascii="Microsoft JhengHei" w:hAnsi="Microsoft JhengHei" w:eastAsia="Microsoft JhengHei" w:cs="Microsoft JhengHei"/>
               <w:szCs w:val="24"/>
             </w:rPr>
-            <w:instrText xml:space="preserve"> HYPERLINK \l _Toc20762 </w:instrText>
+            <w:instrText xml:space="preserve"> HYPERLINK \l _Toc30625 </w:instrText>
           </w:r>
           <w:r>
             <w:rPr>
@@ -3359,7 +3361,7 @@
             <w:fldChar w:fldCharType="begin"/>
           </w:r>
           <w:r>
-            <w:instrText xml:space="preserve"> PAGEREF _Toc20762 \h </w:instrText>
+            <w:instrText xml:space="preserve"> PAGEREF _Toc30625 \h </w:instrText>
           </w:r>
           <w:r>
             <w:fldChar w:fldCharType="separate"/>
@@ -3397,7 +3399,7 @@
               <w:rFonts w:hint="eastAsia" w:ascii="Microsoft JhengHei" w:hAnsi="Microsoft JhengHei" w:eastAsia="Microsoft JhengHei" w:cs="Microsoft JhengHei"/>
               <w:szCs w:val="24"/>
             </w:rPr>
-            <w:instrText xml:space="preserve"> HYPERLINK \l _Toc17810 </w:instrText>
+            <w:instrText xml:space="preserve"> HYPERLINK \l _Toc17448 </w:instrText>
           </w:r>
           <w:r>
             <w:rPr>
@@ -3422,7 +3424,7 @@
             <w:fldChar w:fldCharType="begin"/>
           </w:r>
           <w:r>
-            <w:instrText xml:space="preserve"> PAGEREF _Toc17810 \h </w:instrText>
+            <w:instrText xml:space="preserve"> PAGEREF _Toc17448 \h </w:instrText>
           </w:r>
           <w:r>
             <w:fldChar w:fldCharType="separate"/>
@@ -3496,7 +3498,7 @@
         <w:snapToGrid w:val="0"/>
         <w:textAlignment w:val="baseline"/>
       </w:pPr>
-      <w:bookmarkStart w:id="3" w:name="_Toc19046"/>
+      <w:bookmarkStart w:id="3" w:name="_Toc289"/>
       <w:r>
         <w:t>目的</w:t>
       </w:r>
@@ -3536,7 +3538,7 @@
         <w:snapToGrid w:val="0"/>
         <w:textAlignment w:val="baseline"/>
       </w:pPr>
-      <w:bookmarkStart w:id="4" w:name="_Toc8765"/>
+      <w:bookmarkStart w:id="4" w:name="_Toc9704"/>
       <w:r>
         <w:t>范围</w:t>
       </w:r>
@@ -3614,7 +3616,7 @@
         <w:snapToGrid w:val="0"/>
         <w:textAlignment w:val="baseline"/>
       </w:pPr>
-      <w:bookmarkStart w:id="5" w:name="_Toc10867"/>
+      <w:bookmarkStart w:id="5" w:name="_Toc6768"/>
       <w:r>
         <w:t>定义</w:t>
       </w:r>
@@ -3692,7 +3694,7 @@
         <w:snapToGrid w:val="0"/>
         <w:textAlignment w:val="baseline"/>
       </w:pPr>
-      <w:bookmarkStart w:id="6" w:name="_Toc13077"/>
+      <w:bookmarkStart w:id="6" w:name="_Toc23156"/>
       <w:r>
         <w:t>输入与输出</w:t>
       </w:r>
@@ -3721,7 +3723,7 @@
       </w:pPr>
       <w:bookmarkStart w:id="7" w:name="bookmark25"/>
       <w:bookmarkEnd w:id="7"/>
-      <w:bookmarkStart w:id="8" w:name="_Toc1042"/>
+      <w:bookmarkStart w:id="8" w:name="_Toc12034"/>
       <w:r>
         <w:t>主要输入</w:t>
       </w:r>
@@ -4466,7 +4468,7 @@
         <w:snapToGrid w:val="0"/>
         <w:textAlignment w:val="baseline"/>
       </w:pPr>
-      <w:bookmarkStart w:id="9" w:name="_Toc9311"/>
+      <w:bookmarkStart w:id="9" w:name="_Toc27450"/>
       <w:r>
         <w:t>主要输出</w:t>
       </w:r>
@@ -4771,7 +4773,7 @@
         <w:snapToGrid w:val="0"/>
         <w:textAlignment w:val="baseline"/>
       </w:pPr>
-      <w:bookmarkStart w:id="10" w:name="_Toc19932"/>
+      <w:bookmarkStart w:id="10" w:name="_Toc25052"/>
       <w:r>
         <w:t>职责权限</w:t>
       </w:r>
@@ -5017,8 +5019,6 @@
               </w:rPr>
               <w:t>运维部经理</w:t>
             </w:r>
-            <w:bookmarkStart w:id="32" w:name="_GoBack"/>
-            <w:bookmarkEnd w:id="32"/>
           </w:p>
         </w:tc>
         <w:tc>
@@ -5490,7 +5490,7 @@
         <w:snapToGrid w:val="0"/>
         <w:textAlignment w:val="baseline"/>
       </w:pPr>
-      <w:bookmarkStart w:id="11" w:name="_Toc9636"/>
+      <w:bookmarkStart w:id="11" w:name="_Toc12611"/>
       <w:r>
         <w:t>服务目录管理机制</w:t>
       </w:r>
@@ -5519,7 +5519,7 @@
       </w:pPr>
       <w:bookmarkStart w:id="12" w:name="bookmark26"/>
       <w:bookmarkEnd w:id="12"/>
-      <w:bookmarkStart w:id="13" w:name="_Toc1860"/>
+      <w:bookmarkStart w:id="13" w:name="_Toc18840"/>
       <w:r>
         <w:t>服务目录内容</w:t>
       </w:r>
@@ -5634,7 +5634,7 @@
         <w:snapToGrid w:val="0"/>
         <w:textAlignment w:val="baseline"/>
       </w:pPr>
-      <w:bookmarkStart w:id="14" w:name="_Toc13934"/>
+      <w:bookmarkStart w:id="14" w:name="_Toc19377"/>
       <w:r>
         <w:t>受众和目标</w:t>
       </w:r>
@@ -5716,7 +5716,7 @@
         <w:snapToGrid w:val="0"/>
         <w:textAlignment w:val="baseline"/>
       </w:pPr>
-      <w:bookmarkStart w:id="15" w:name="_Toc16384"/>
+      <w:bookmarkStart w:id="15" w:name="_Toc2061"/>
       <w:r>
         <w:t>基本要求</w:t>
       </w:r>
@@ -5900,7 +5900,7 @@
         <w:snapToGrid w:val="0"/>
         <w:textAlignment w:val="baseline"/>
       </w:pPr>
-      <w:bookmarkStart w:id="16" w:name="_Toc25739"/>
+      <w:bookmarkStart w:id="16" w:name="_Toc24371"/>
       <w:r>
         <w:t>内容形式</w:t>
       </w:r>
@@ -6003,7 +6003,7 @@
         <w:snapToGrid w:val="0"/>
         <w:textAlignment w:val="baseline"/>
       </w:pPr>
-      <w:bookmarkStart w:id="17" w:name="_Toc24528"/>
+      <w:bookmarkStart w:id="17" w:name="_Toc30852"/>
       <w:r>
         <w:rPr>
           <w:rFonts w:hint="eastAsia"/>
@@ -6067,7 +6067,7 @@
           <w:lang w:val="en-US" w:eastAsia="zh-CN"/>
         </w:rPr>
       </w:pPr>
-      <w:bookmarkStart w:id="18" w:name="_Toc27970"/>
+      <w:bookmarkStart w:id="18" w:name="_Toc17915"/>
       <w:r>
         <w:rPr>
           <w:rFonts w:hint="eastAsia"/>
@@ -6173,7 +6173,7 @@
           <w:lang w:val="en-US" w:eastAsia="zh-CN"/>
         </w:rPr>
       </w:pPr>
-      <w:bookmarkStart w:id="19" w:name="_Toc22879"/>
+      <w:bookmarkStart w:id="19" w:name="_Toc28739"/>
       <w:r>
         <w:rPr>
           <w:rFonts w:hint="eastAsia"/>
@@ -6233,7 +6233,7 @@
         <w:snapToGrid w:val="0"/>
         <w:textAlignment w:val="baseline"/>
       </w:pPr>
-      <w:bookmarkStart w:id="20" w:name="_Toc24859"/>
+      <w:bookmarkStart w:id="20" w:name="_Toc23696"/>
       <w:r>
         <w:t>服务目录管理流程</w:t>
       </w:r>
@@ -6284,7 +6284,7 @@
         <w:snapToGrid w:val="0"/>
         <w:textAlignment w:val="baseline"/>
       </w:pPr>
-      <w:bookmarkStart w:id="22" w:name="_Toc2392"/>
+      <w:bookmarkStart w:id="22" w:name="_Toc11440"/>
       <w:r>
         <w:t>管理流程图</w:t>
       </w:r>
@@ -6375,7 +6375,7 @@
         <w:snapToGrid w:val="0"/>
         <w:textAlignment w:val="baseline"/>
       </w:pPr>
-      <w:bookmarkStart w:id="23" w:name="_Toc10048"/>
+      <w:bookmarkStart w:id="23" w:name="_Toc14824"/>
       <w:r>
         <w:t>过程描述</w:t>
       </w:r>
@@ -6718,12 +6718,6 @@
             <w:insideH w:val="single" w:color="000000" w:sz="4" w:space="0"/>
             <w:insideV w:val="single" w:color="000000" w:sz="4" w:space="0"/>
           </w:tblBorders>
-          <w:tblCellMar>
-            <w:top w:w="0" w:type="dxa"/>
-            <w:left w:w="0" w:type="dxa"/>
-            <w:bottom w:w="0" w:type="dxa"/>
-            <w:right w:w="0" w:type="dxa"/>
-          </w:tblCellMar>
         </w:tblPrEx>
         <w:trPr>
           <w:trHeight w:val="954" w:hRule="atLeast"/>
@@ -8903,7 +8897,7 @@
         <w:snapToGrid w:val="0"/>
         <w:textAlignment w:val="baseline"/>
       </w:pPr>
-      <w:bookmarkStart w:id="24" w:name="_Toc19166"/>
+      <w:bookmarkStart w:id="24" w:name="_Toc9060"/>
       <w:r>
         <w:t>服务目录价值</w:t>
       </w:r>
@@ -8973,7 +8967,7 @@
         <w:snapToGrid w:val="0"/>
         <w:textAlignment w:val="baseline"/>
       </w:pPr>
-      <w:bookmarkStart w:id="25" w:name="_Toc25717"/>
+      <w:bookmarkStart w:id="25" w:name="_Toc21943"/>
       <w:r>
         <w:t>与其他过程的关系</w:t>
       </w:r>
@@ -9002,7 +8996,7 @@
       </w:pPr>
       <w:bookmarkStart w:id="26" w:name="bookmark28"/>
       <w:bookmarkEnd w:id="26"/>
-      <w:bookmarkStart w:id="27" w:name="_Toc21768"/>
+      <w:bookmarkStart w:id="27" w:name="_Toc19417"/>
       <w:r>
         <w:t>与服务级别管理过程的关系</w:t>
       </w:r>
@@ -9065,7 +9059,7 @@
         <w:snapToGrid w:val="0"/>
         <w:textAlignment w:val="baseline"/>
       </w:pPr>
-      <w:bookmarkStart w:id="28" w:name="_Toc11064"/>
+      <w:bookmarkStart w:id="28" w:name="_Toc30166"/>
       <w:r>
         <w:t>与变更与发布管理过程的关系</w:t>
       </w:r>
@@ -9098,7 +9092,7 @@
         <w:snapToGrid w:val="0"/>
         <w:textAlignment w:val="baseline"/>
       </w:pPr>
-      <w:bookmarkStart w:id="29" w:name="_Toc20762"/>
+      <w:bookmarkStart w:id="29" w:name="_Toc30625"/>
       <w:r>
         <w:t>服务目录管理过程持续改进</w:t>
       </w:r>
@@ -9152,7 +9146,7 @@
         <w:ind w:left="425" w:leftChars="0" w:hanging="425" w:firstLineChars="0"/>
       </w:pPr>
       <w:r>
-        <w:t>内部审核及外部审核中，发现的与 ITSS 运维通用要求的不符合项；</w:t>
+        <w:t>内部审核及外部审核中，发现的与 ITSS运维通用要求的不符合项；</w:t>
       </w:r>
     </w:p>
     <w:p>
@@ -9282,7 +9276,7 @@
         <w:snapToGrid w:val="0"/>
         <w:textAlignment w:val="baseline"/>
       </w:pPr>
-      <w:bookmarkStart w:id="30" w:name="_Toc17810"/>
+      <w:bookmarkStart w:id="30" w:name="_Toc17448"/>
       <w:r>
         <w:t>相关文件与记录</w:t>
       </w:r>

--- a/1-运维服务目录/010101-运维服务目录管理规范.docx
+++ b/1-运维服务目录/010101-运维服务目录管理规范.docx
@@ -39,7 +39,7 @@
         <w:snapToGrid w:val="0"/>
         <w:textAlignment w:val="baseline"/>
       </w:pPr>
-      <w:bookmarkStart w:id="0" w:name="_Toc12532"/>
+      <w:bookmarkStart w:id="0" w:name="_Toc863"/>
       <w:r>
         <w:t>运维服务目录管理规范</w:t>
       </w:r>
@@ -63,7 +63,7 @@
         <w:snapToGrid w:val="0"/>
         <w:textAlignment w:val="baseline"/>
       </w:pPr>
-      <w:bookmarkStart w:id="1" w:name="_Toc11207"/>
+      <w:bookmarkStart w:id="1" w:name="_Toc21722"/>
       <w:r>
         <w:t>中达丰集团有限公司</w:t>
       </w:r>
@@ -158,7 +158,7 @@
           <w:szCs w:val="28"/>
         </w:rPr>
       </w:pPr>
-      <w:bookmarkStart w:id="2" w:name="_Toc24502"/>
+      <w:bookmarkStart w:id="2" w:name="_Toc32740"/>
       <w:r>
         <w:rPr>
           <w:rFonts w:ascii="宋体" w:hAnsi="宋体" w:eastAsia="宋体" w:cs="宋体"/>
@@ -1722,8 +1722,6 @@
               <w:tab w:val="right" w:leader="dot" w:pos="8476"/>
             </w:tabs>
           </w:pPr>
-          <w:bookmarkStart w:id="32" w:name="_GoBack"/>
-          <w:bookmarkEnd w:id="32"/>
           <w:r>
             <w:rPr>
               <w:rFonts w:hint="eastAsia" w:ascii="Microsoft JhengHei" w:hAnsi="Microsoft JhengHei" w:eastAsia="Microsoft JhengHei" w:cs="Microsoft JhengHei"/>
@@ -1760,7 +1758,7 @@
               <w:rFonts w:hint="eastAsia" w:ascii="Microsoft JhengHei" w:hAnsi="Microsoft JhengHei" w:eastAsia="Microsoft JhengHei" w:cs="Microsoft JhengHei"/>
               <w:szCs w:val="24"/>
             </w:rPr>
-            <w:instrText xml:space="preserve"> HYPERLINK \l _Toc12532 </w:instrText>
+            <w:instrText xml:space="preserve"> HYPERLINK \l _Toc863 </w:instrText>
           </w:r>
           <w:r>
             <w:rPr>
@@ -1779,7 +1777,7 @@
             <w:fldChar w:fldCharType="begin"/>
           </w:r>
           <w:r>
-            <w:instrText xml:space="preserve"> PAGEREF _Toc12532 \h </w:instrText>
+            <w:instrText xml:space="preserve"> PAGEREF _Toc863 \h </w:instrText>
           </w:r>
           <w:r>
             <w:fldChar w:fldCharType="separate"/>
@@ -1817,7 +1815,7 @@
               <w:rFonts w:hint="eastAsia" w:ascii="Microsoft JhengHei" w:hAnsi="Microsoft JhengHei" w:eastAsia="Microsoft JhengHei" w:cs="Microsoft JhengHei"/>
               <w:szCs w:val="24"/>
             </w:rPr>
-            <w:instrText xml:space="preserve"> HYPERLINK \l _Toc11207 </w:instrText>
+            <w:instrText xml:space="preserve"> HYPERLINK \l _Toc21722 </w:instrText>
           </w:r>
           <w:r>
             <w:rPr>
@@ -1836,7 +1834,7 @@
             <w:fldChar w:fldCharType="begin"/>
           </w:r>
           <w:r>
-            <w:instrText xml:space="preserve"> PAGEREF _Toc11207 \h </w:instrText>
+            <w:instrText xml:space="preserve"> PAGEREF _Toc21722 \h </w:instrText>
           </w:r>
           <w:r>
             <w:fldChar w:fldCharType="separate"/>
@@ -1874,7 +1872,7 @@
               <w:rFonts w:hint="eastAsia" w:ascii="Microsoft JhengHei" w:hAnsi="Microsoft JhengHei" w:eastAsia="Microsoft JhengHei" w:cs="Microsoft JhengHei"/>
               <w:szCs w:val="24"/>
             </w:rPr>
-            <w:instrText xml:space="preserve"> HYPERLINK \l _Toc24502 </w:instrText>
+            <w:instrText xml:space="preserve"> HYPERLINK \l _Toc32740 </w:instrText>
           </w:r>
           <w:r>
             <w:rPr>
@@ -1898,7 +1896,7 @@
             <w:fldChar w:fldCharType="begin"/>
           </w:r>
           <w:r>
-            <w:instrText xml:space="preserve"> PAGEREF _Toc24502 \h </w:instrText>
+            <w:instrText xml:space="preserve"> PAGEREF _Toc32740 \h </w:instrText>
           </w:r>
           <w:r>
             <w:fldChar w:fldCharType="separate"/>
@@ -1936,7 +1934,7 @@
               <w:rFonts w:hint="eastAsia" w:ascii="Microsoft JhengHei" w:hAnsi="Microsoft JhengHei" w:eastAsia="Microsoft JhengHei" w:cs="Microsoft JhengHei"/>
               <w:szCs w:val="24"/>
             </w:rPr>
-            <w:instrText xml:space="preserve"> HYPERLINK \l _Toc289 </w:instrText>
+            <w:instrText xml:space="preserve"> HYPERLINK \l _Toc22855 </w:instrText>
           </w:r>
           <w:r>
             <w:rPr>
@@ -1961,7 +1959,7 @@
             <w:fldChar w:fldCharType="begin"/>
           </w:r>
           <w:r>
-            <w:instrText xml:space="preserve"> PAGEREF _Toc289 \h </w:instrText>
+            <w:instrText xml:space="preserve"> PAGEREF _Toc22855 \h </w:instrText>
           </w:r>
           <w:r>
             <w:fldChar w:fldCharType="separate"/>
@@ -1999,7 +1997,7 @@
               <w:rFonts w:hint="eastAsia" w:ascii="Microsoft JhengHei" w:hAnsi="Microsoft JhengHei" w:eastAsia="Microsoft JhengHei" w:cs="Microsoft JhengHei"/>
               <w:szCs w:val="24"/>
             </w:rPr>
-            <w:instrText xml:space="preserve"> HYPERLINK \l _Toc9704 </w:instrText>
+            <w:instrText xml:space="preserve"> HYPERLINK \l _Toc21188 </w:instrText>
           </w:r>
           <w:r>
             <w:rPr>
@@ -2024,7 +2022,7 @@
             <w:fldChar w:fldCharType="begin"/>
           </w:r>
           <w:r>
-            <w:instrText xml:space="preserve"> PAGEREF _Toc9704 \h </w:instrText>
+            <w:instrText xml:space="preserve"> PAGEREF _Toc21188 \h </w:instrText>
           </w:r>
           <w:r>
             <w:fldChar w:fldCharType="separate"/>
@@ -2062,7 +2060,7 @@
               <w:rFonts w:hint="eastAsia" w:ascii="Microsoft JhengHei" w:hAnsi="Microsoft JhengHei" w:eastAsia="Microsoft JhengHei" w:cs="Microsoft JhengHei"/>
               <w:szCs w:val="24"/>
             </w:rPr>
-            <w:instrText xml:space="preserve"> HYPERLINK \l _Toc6768 </w:instrText>
+            <w:instrText xml:space="preserve"> HYPERLINK \l _Toc21967 </w:instrText>
           </w:r>
           <w:r>
             <w:rPr>
@@ -2087,7 +2085,7 @@
             <w:fldChar w:fldCharType="begin"/>
           </w:r>
           <w:r>
-            <w:instrText xml:space="preserve"> PAGEREF _Toc6768 \h </w:instrText>
+            <w:instrText xml:space="preserve"> PAGEREF _Toc21967 \h </w:instrText>
           </w:r>
           <w:r>
             <w:fldChar w:fldCharType="separate"/>
@@ -2125,7 +2123,7 @@
               <w:rFonts w:hint="eastAsia" w:ascii="Microsoft JhengHei" w:hAnsi="Microsoft JhengHei" w:eastAsia="Microsoft JhengHei" w:cs="Microsoft JhengHei"/>
               <w:szCs w:val="24"/>
             </w:rPr>
-            <w:instrText xml:space="preserve"> HYPERLINK \l _Toc23156 </w:instrText>
+            <w:instrText xml:space="preserve"> HYPERLINK \l _Toc15581 </w:instrText>
           </w:r>
           <w:r>
             <w:rPr>
@@ -2150,7 +2148,7 @@
             <w:fldChar w:fldCharType="begin"/>
           </w:r>
           <w:r>
-            <w:instrText xml:space="preserve"> PAGEREF _Toc23156 \h </w:instrText>
+            <w:instrText xml:space="preserve"> PAGEREF _Toc15581 \h </w:instrText>
           </w:r>
           <w:r>
             <w:fldChar w:fldCharType="separate"/>
@@ -2188,7 +2186,7 @@
               <w:rFonts w:hint="eastAsia" w:ascii="Microsoft JhengHei" w:hAnsi="Microsoft JhengHei" w:eastAsia="Microsoft JhengHei" w:cs="Microsoft JhengHei"/>
               <w:szCs w:val="24"/>
             </w:rPr>
-            <w:instrText xml:space="preserve"> HYPERLINK \l _Toc12034 </w:instrText>
+            <w:instrText xml:space="preserve"> HYPERLINK \l _Toc15123 </w:instrText>
           </w:r>
           <w:r>
             <w:rPr>
@@ -2213,7 +2211,7 @@
             <w:fldChar w:fldCharType="begin"/>
           </w:r>
           <w:r>
-            <w:instrText xml:space="preserve"> PAGEREF _Toc12034 \h </w:instrText>
+            <w:instrText xml:space="preserve"> PAGEREF _Toc15123 \h </w:instrText>
           </w:r>
           <w:r>
             <w:fldChar w:fldCharType="separate"/>
@@ -2251,7 +2249,7 @@
               <w:rFonts w:hint="eastAsia" w:ascii="Microsoft JhengHei" w:hAnsi="Microsoft JhengHei" w:eastAsia="Microsoft JhengHei" w:cs="Microsoft JhengHei"/>
               <w:szCs w:val="24"/>
             </w:rPr>
-            <w:instrText xml:space="preserve"> HYPERLINK \l _Toc27450 </w:instrText>
+            <w:instrText xml:space="preserve"> HYPERLINK \l _Toc23171 </w:instrText>
           </w:r>
           <w:r>
             <w:rPr>
@@ -2276,7 +2274,7 @@
             <w:fldChar w:fldCharType="begin"/>
           </w:r>
           <w:r>
-            <w:instrText xml:space="preserve"> PAGEREF _Toc27450 \h </w:instrText>
+            <w:instrText xml:space="preserve"> PAGEREF _Toc23171 \h </w:instrText>
           </w:r>
           <w:r>
             <w:fldChar w:fldCharType="separate"/>
@@ -2314,7 +2312,7 @@
               <w:rFonts w:hint="eastAsia" w:ascii="Microsoft JhengHei" w:hAnsi="Microsoft JhengHei" w:eastAsia="Microsoft JhengHei" w:cs="Microsoft JhengHei"/>
               <w:szCs w:val="24"/>
             </w:rPr>
-            <w:instrText xml:space="preserve"> HYPERLINK \l _Toc25052 </w:instrText>
+            <w:instrText xml:space="preserve"> HYPERLINK \l _Toc20843 </w:instrText>
           </w:r>
           <w:r>
             <w:rPr>
@@ -2339,7 +2337,7 @@
             <w:fldChar w:fldCharType="begin"/>
           </w:r>
           <w:r>
-            <w:instrText xml:space="preserve"> PAGEREF _Toc25052 \h </w:instrText>
+            <w:instrText xml:space="preserve"> PAGEREF _Toc20843 \h </w:instrText>
           </w:r>
           <w:r>
             <w:fldChar w:fldCharType="separate"/>
@@ -2377,7 +2375,7 @@
               <w:rFonts w:hint="eastAsia" w:ascii="Microsoft JhengHei" w:hAnsi="Microsoft JhengHei" w:eastAsia="Microsoft JhengHei" w:cs="Microsoft JhengHei"/>
               <w:szCs w:val="24"/>
             </w:rPr>
-            <w:instrText xml:space="preserve"> HYPERLINK \l _Toc12611 </w:instrText>
+            <w:instrText xml:space="preserve"> HYPERLINK \l _Toc17080 </w:instrText>
           </w:r>
           <w:r>
             <w:rPr>
@@ -2402,7 +2400,7 @@
             <w:fldChar w:fldCharType="begin"/>
           </w:r>
           <w:r>
-            <w:instrText xml:space="preserve"> PAGEREF _Toc12611 \h </w:instrText>
+            <w:instrText xml:space="preserve"> PAGEREF _Toc17080 \h </w:instrText>
           </w:r>
           <w:r>
             <w:fldChar w:fldCharType="separate"/>
@@ -2440,7 +2438,7 @@
               <w:rFonts w:hint="eastAsia" w:ascii="Microsoft JhengHei" w:hAnsi="Microsoft JhengHei" w:eastAsia="Microsoft JhengHei" w:cs="Microsoft JhengHei"/>
               <w:szCs w:val="24"/>
             </w:rPr>
-            <w:instrText xml:space="preserve"> HYPERLINK \l _Toc18840 </w:instrText>
+            <w:instrText xml:space="preserve"> HYPERLINK \l _Toc11192 </w:instrText>
           </w:r>
           <w:r>
             <w:rPr>
@@ -2465,7 +2463,7 @@
             <w:fldChar w:fldCharType="begin"/>
           </w:r>
           <w:r>
-            <w:instrText xml:space="preserve"> PAGEREF _Toc18840 \h </w:instrText>
+            <w:instrText xml:space="preserve"> PAGEREF _Toc11192 \h </w:instrText>
           </w:r>
           <w:r>
             <w:fldChar w:fldCharType="separate"/>
@@ -2503,7 +2501,7 @@
               <w:rFonts w:hint="eastAsia" w:ascii="Microsoft JhengHei" w:hAnsi="Microsoft JhengHei" w:eastAsia="Microsoft JhengHei" w:cs="Microsoft JhengHei"/>
               <w:szCs w:val="24"/>
             </w:rPr>
-            <w:instrText xml:space="preserve"> HYPERLINK \l _Toc19377 </w:instrText>
+            <w:instrText xml:space="preserve"> HYPERLINK \l _Toc15667 </w:instrText>
           </w:r>
           <w:r>
             <w:rPr>
@@ -2528,7 +2526,7 @@
             <w:fldChar w:fldCharType="begin"/>
           </w:r>
           <w:r>
-            <w:instrText xml:space="preserve"> PAGEREF _Toc19377 \h </w:instrText>
+            <w:instrText xml:space="preserve"> PAGEREF _Toc15667 \h </w:instrText>
           </w:r>
           <w:r>
             <w:fldChar w:fldCharType="separate"/>
@@ -2566,7 +2564,7 @@
               <w:rFonts w:hint="eastAsia" w:ascii="Microsoft JhengHei" w:hAnsi="Microsoft JhengHei" w:eastAsia="Microsoft JhengHei" w:cs="Microsoft JhengHei"/>
               <w:szCs w:val="24"/>
             </w:rPr>
-            <w:instrText xml:space="preserve"> HYPERLINK \l _Toc2061 </w:instrText>
+            <w:instrText xml:space="preserve"> HYPERLINK \l _Toc22976 </w:instrText>
           </w:r>
           <w:r>
             <w:rPr>
@@ -2591,7 +2589,7 @@
             <w:fldChar w:fldCharType="begin"/>
           </w:r>
           <w:r>
-            <w:instrText xml:space="preserve"> PAGEREF _Toc2061 \h </w:instrText>
+            <w:instrText xml:space="preserve"> PAGEREF _Toc22976 \h </w:instrText>
           </w:r>
           <w:r>
             <w:fldChar w:fldCharType="separate"/>
@@ -2629,7 +2627,7 @@
               <w:rFonts w:hint="eastAsia" w:ascii="Microsoft JhengHei" w:hAnsi="Microsoft JhengHei" w:eastAsia="Microsoft JhengHei" w:cs="Microsoft JhengHei"/>
               <w:szCs w:val="24"/>
             </w:rPr>
-            <w:instrText xml:space="preserve"> HYPERLINK \l _Toc24371 </w:instrText>
+            <w:instrText xml:space="preserve"> HYPERLINK \l _Toc11723 </w:instrText>
           </w:r>
           <w:r>
             <w:rPr>
@@ -2654,7 +2652,7 @@
             <w:fldChar w:fldCharType="begin"/>
           </w:r>
           <w:r>
-            <w:instrText xml:space="preserve"> PAGEREF _Toc24371 \h </w:instrText>
+            <w:instrText xml:space="preserve"> PAGEREF _Toc11723 \h </w:instrText>
           </w:r>
           <w:r>
             <w:fldChar w:fldCharType="separate"/>
@@ -2692,7 +2690,7 @@
               <w:rFonts w:hint="eastAsia" w:ascii="Microsoft JhengHei" w:hAnsi="Microsoft JhengHei" w:eastAsia="Microsoft JhengHei" w:cs="Microsoft JhengHei"/>
               <w:szCs w:val="24"/>
             </w:rPr>
-            <w:instrText xml:space="preserve"> HYPERLINK \l _Toc30852 </w:instrText>
+            <w:instrText xml:space="preserve"> HYPERLINK \l _Toc7813 </w:instrText>
           </w:r>
           <w:r>
             <w:rPr>
@@ -2721,7 +2719,7 @@
             <w:fldChar w:fldCharType="begin"/>
           </w:r>
           <w:r>
-            <w:instrText xml:space="preserve"> PAGEREF _Toc30852 \h </w:instrText>
+            <w:instrText xml:space="preserve"> PAGEREF _Toc7813 \h </w:instrText>
           </w:r>
           <w:r>
             <w:fldChar w:fldCharType="separate"/>
@@ -2759,7 +2757,7 @@
               <w:rFonts w:hint="eastAsia" w:ascii="Microsoft JhengHei" w:hAnsi="Microsoft JhengHei" w:eastAsia="Microsoft JhengHei" w:cs="Microsoft JhengHei"/>
               <w:szCs w:val="24"/>
             </w:rPr>
-            <w:instrText xml:space="preserve"> HYPERLINK \l _Toc17915 </w:instrText>
+            <w:instrText xml:space="preserve"> HYPERLINK \l _Toc2039 </w:instrText>
           </w:r>
           <w:r>
             <w:rPr>
@@ -2789,7 +2787,7 @@
             <w:fldChar w:fldCharType="begin"/>
           </w:r>
           <w:r>
-            <w:instrText xml:space="preserve"> PAGEREF _Toc17915 \h </w:instrText>
+            <w:instrText xml:space="preserve"> PAGEREF _Toc2039 \h </w:instrText>
           </w:r>
           <w:r>
             <w:fldChar w:fldCharType="separate"/>
@@ -2827,7 +2825,7 @@
               <w:rFonts w:hint="eastAsia" w:ascii="Microsoft JhengHei" w:hAnsi="Microsoft JhengHei" w:eastAsia="Microsoft JhengHei" w:cs="Microsoft JhengHei"/>
               <w:szCs w:val="24"/>
             </w:rPr>
-            <w:instrText xml:space="preserve"> HYPERLINK \l _Toc28739 </w:instrText>
+            <w:instrText xml:space="preserve"> HYPERLINK \l _Toc21042 </w:instrText>
           </w:r>
           <w:r>
             <w:rPr>
@@ -2857,7 +2855,7 @@
             <w:fldChar w:fldCharType="begin"/>
           </w:r>
           <w:r>
-            <w:instrText xml:space="preserve"> PAGEREF _Toc28739 \h </w:instrText>
+            <w:instrText xml:space="preserve"> PAGEREF _Toc21042 \h </w:instrText>
           </w:r>
           <w:r>
             <w:fldChar w:fldCharType="separate"/>
@@ -2895,7 +2893,7 @@
               <w:rFonts w:hint="eastAsia" w:ascii="Microsoft JhengHei" w:hAnsi="Microsoft JhengHei" w:eastAsia="Microsoft JhengHei" w:cs="Microsoft JhengHei"/>
               <w:szCs w:val="24"/>
             </w:rPr>
-            <w:instrText xml:space="preserve"> HYPERLINK \l _Toc23696 </w:instrText>
+            <w:instrText xml:space="preserve"> HYPERLINK \l _Toc29567 </w:instrText>
           </w:r>
           <w:r>
             <w:rPr>
@@ -2920,7 +2918,7 @@
             <w:fldChar w:fldCharType="begin"/>
           </w:r>
           <w:r>
-            <w:instrText xml:space="preserve"> PAGEREF _Toc23696 \h </w:instrText>
+            <w:instrText xml:space="preserve"> PAGEREF _Toc29567 \h </w:instrText>
           </w:r>
           <w:r>
             <w:fldChar w:fldCharType="separate"/>
@@ -2958,7 +2956,7 @@
               <w:rFonts w:hint="eastAsia" w:ascii="Microsoft JhengHei" w:hAnsi="Microsoft JhengHei" w:eastAsia="Microsoft JhengHei" w:cs="Microsoft JhengHei"/>
               <w:szCs w:val="24"/>
             </w:rPr>
-            <w:instrText xml:space="preserve"> HYPERLINK \l _Toc11440 </w:instrText>
+            <w:instrText xml:space="preserve"> HYPERLINK \l _Toc5266 </w:instrText>
           </w:r>
           <w:r>
             <w:rPr>
@@ -2983,7 +2981,7 @@
             <w:fldChar w:fldCharType="begin"/>
           </w:r>
           <w:r>
-            <w:instrText xml:space="preserve"> PAGEREF _Toc11440 \h </w:instrText>
+            <w:instrText xml:space="preserve"> PAGEREF _Toc5266 \h </w:instrText>
           </w:r>
           <w:r>
             <w:fldChar w:fldCharType="separate"/>
@@ -3021,7 +3019,7 @@
               <w:rFonts w:hint="eastAsia" w:ascii="Microsoft JhengHei" w:hAnsi="Microsoft JhengHei" w:eastAsia="Microsoft JhengHei" w:cs="Microsoft JhengHei"/>
               <w:szCs w:val="24"/>
             </w:rPr>
-            <w:instrText xml:space="preserve"> HYPERLINK \l _Toc14824 </w:instrText>
+            <w:instrText xml:space="preserve"> HYPERLINK \l _Toc21400 </w:instrText>
           </w:r>
           <w:r>
             <w:rPr>
@@ -3046,7 +3044,7 @@
             <w:fldChar w:fldCharType="begin"/>
           </w:r>
           <w:r>
-            <w:instrText xml:space="preserve"> PAGEREF _Toc14824 \h </w:instrText>
+            <w:instrText xml:space="preserve"> PAGEREF _Toc21400 \h </w:instrText>
           </w:r>
           <w:r>
             <w:fldChar w:fldCharType="separate"/>
@@ -3084,7 +3082,7 @@
               <w:rFonts w:hint="eastAsia" w:ascii="Microsoft JhengHei" w:hAnsi="Microsoft JhengHei" w:eastAsia="Microsoft JhengHei" w:cs="Microsoft JhengHei"/>
               <w:szCs w:val="24"/>
             </w:rPr>
-            <w:instrText xml:space="preserve"> HYPERLINK \l _Toc9060 </w:instrText>
+            <w:instrText xml:space="preserve"> HYPERLINK \l _Toc23605 </w:instrText>
           </w:r>
           <w:r>
             <w:rPr>
@@ -3109,7 +3107,7 @@
             <w:fldChar w:fldCharType="begin"/>
           </w:r>
           <w:r>
-            <w:instrText xml:space="preserve"> PAGEREF _Toc9060 \h </w:instrText>
+            <w:instrText xml:space="preserve"> PAGEREF _Toc23605 \h </w:instrText>
           </w:r>
           <w:r>
             <w:fldChar w:fldCharType="separate"/>
@@ -3147,7 +3145,7 @@
               <w:rFonts w:hint="eastAsia" w:ascii="Microsoft JhengHei" w:hAnsi="Microsoft JhengHei" w:eastAsia="Microsoft JhengHei" w:cs="Microsoft JhengHei"/>
               <w:szCs w:val="24"/>
             </w:rPr>
-            <w:instrText xml:space="preserve"> HYPERLINK \l _Toc21943 </w:instrText>
+            <w:instrText xml:space="preserve"> HYPERLINK \l _Toc11265 </w:instrText>
           </w:r>
           <w:r>
             <w:rPr>
@@ -3172,7 +3170,7 @@
             <w:fldChar w:fldCharType="begin"/>
           </w:r>
           <w:r>
-            <w:instrText xml:space="preserve"> PAGEREF _Toc21943 \h </w:instrText>
+            <w:instrText xml:space="preserve"> PAGEREF _Toc11265 \h </w:instrText>
           </w:r>
           <w:r>
             <w:fldChar w:fldCharType="separate"/>
@@ -3210,7 +3208,7 @@
               <w:rFonts w:hint="eastAsia" w:ascii="Microsoft JhengHei" w:hAnsi="Microsoft JhengHei" w:eastAsia="Microsoft JhengHei" w:cs="Microsoft JhengHei"/>
               <w:szCs w:val="24"/>
             </w:rPr>
-            <w:instrText xml:space="preserve"> HYPERLINK \l _Toc19417 </w:instrText>
+            <w:instrText xml:space="preserve"> HYPERLINK \l _Toc4004 </w:instrText>
           </w:r>
           <w:r>
             <w:rPr>
@@ -3235,7 +3233,7 @@
             <w:fldChar w:fldCharType="begin"/>
           </w:r>
           <w:r>
-            <w:instrText xml:space="preserve"> PAGEREF _Toc19417 \h </w:instrText>
+            <w:instrText xml:space="preserve"> PAGEREF _Toc4004 \h </w:instrText>
           </w:r>
           <w:r>
             <w:fldChar w:fldCharType="separate"/>
@@ -3273,7 +3271,7 @@
               <w:rFonts w:hint="eastAsia" w:ascii="Microsoft JhengHei" w:hAnsi="Microsoft JhengHei" w:eastAsia="Microsoft JhengHei" w:cs="Microsoft JhengHei"/>
               <w:szCs w:val="24"/>
             </w:rPr>
-            <w:instrText xml:space="preserve"> HYPERLINK \l _Toc30166 </w:instrText>
+            <w:instrText xml:space="preserve"> HYPERLINK \l _Toc31703 </w:instrText>
           </w:r>
           <w:r>
             <w:rPr>
@@ -3298,7 +3296,7 @@
             <w:fldChar w:fldCharType="begin"/>
           </w:r>
           <w:r>
-            <w:instrText xml:space="preserve"> PAGEREF _Toc30166 \h </w:instrText>
+            <w:instrText xml:space="preserve"> PAGEREF _Toc31703 \h </w:instrText>
           </w:r>
           <w:r>
             <w:fldChar w:fldCharType="separate"/>
@@ -3336,7 +3334,7 @@
               <w:rFonts w:hint="eastAsia" w:ascii="Microsoft JhengHei" w:hAnsi="Microsoft JhengHei" w:eastAsia="Microsoft JhengHei" w:cs="Microsoft JhengHei"/>
               <w:szCs w:val="24"/>
             </w:rPr>
-            <w:instrText xml:space="preserve"> HYPERLINK \l _Toc30625 </w:instrText>
+            <w:instrText xml:space="preserve"> HYPERLINK \l _Toc344 </w:instrText>
           </w:r>
           <w:r>
             <w:rPr>
@@ -3361,7 +3359,7 @@
             <w:fldChar w:fldCharType="begin"/>
           </w:r>
           <w:r>
-            <w:instrText xml:space="preserve"> PAGEREF _Toc30625 \h </w:instrText>
+            <w:instrText xml:space="preserve"> PAGEREF _Toc344 \h </w:instrText>
           </w:r>
           <w:r>
             <w:fldChar w:fldCharType="separate"/>
@@ -3399,7 +3397,7 @@
               <w:rFonts w:hint="eastAsia" w:ascii="Microsoft JhengHei" w:hAnsi="Microsoft JhengHei" w:eastAsia="Microsoft JhengHei" w:cs="Microsoft JhengHei"/>
               <w:szCs w:val="24"/>
             </w:rPr>
-            <w:instrText xml:space="preserve"> HYPERLINK \l _Toc17448 </w:instrText>
+            <w:instrText xml:space="preserve"> HYPERLINK \l _Toc9274 </w:instrText>
           </w:r>
           <w:r>
             <w:rPr>
@@ -3424,7 +3422,7 @@
             <w:fldChar w:fldCharType="begin"/>
           </w:r>
           <w:r>
-            <w:instrText xml:space="preserve"> PAGEREF _Toc17448 \h </w:instrText>
+            <w:instrText xml:space="preserve"> PAGEREF _Toc9274 \h </w:instrText>
           </w:r>
           <w:r>
             <w:fldChar w:fldCharType="separate"/>
@@ -3498,7 +3496,7 @@
         <w:snapToGrid w:val="0"/>
         <w:textAlignment w:val="baseline"/>
       </w:pPr>
-      <w:bookmarkStart w:id="3" w:name="_Toc289"/>
+      <w:bookmarkStart w:id="3" w:name="_Toc22855"/>
       <w:r>
         <w:t>目的</w:t>
       </w:r>
@@ -3538,7 +3536,7 @@
         <w:snapToGrid w:val="0"/>
         <w:textAlignment w:val="baseline"/>
       </w:pPr>
-      <w:bookmarkStart w:id="4" w:name="_Toc9704"/>
+      <w:bookmarkStart w:id="4" w:name="_Toc21188"/>
       <w:r>
         <w:t>范围</w:t>
       </w:r>
@@ -3616,7 +3614,7 @@
         <w:snapToGrid w:val="0"/>
         <w:textAlignment w:val="baseline"/>
       </w:pPr>
-      <w:bookmarkStart w:id="5" w:name="_Toc6768"/>
+      <w:bookmarkStart w:id="5" w:name="_Toc21967"/>
       <w:r>
         <w:t>定义</w:t>
       </w:r>
@@ -3673,7 +3671,17 @@
         <w:t>可以</w:t>
       </w:r>
       <w:r>
-        <w:t>得到什么服务和按商业目标和需求定位那些服务。它可以作为SLA的基准，在组织中它也成为为规程和流程提供文件资料的基础。</w:t>
+        <w:t>得到什么服务和按商业目标和需求定位</w:t>
+      </w:r>
+      <w:r>
+        <w:rPr>
+          <w:rFonts w:hint="eastAsia"/>
+          <w:lang w:val="en-US" w:eastAsia="zh-CN"/>
+        </w:rPr>
+        <w:t>哪些</w:t>
+      </w:r>
+      <w:r>
+        <w:t>服务。它可以作为SLA的基准，在组织中它也成为为规程和流程提供文件资料的基础。</w:t>
       </w:r>
     </w:p>
     <w:p>
@@ -3694,7 +3702,7 @@
         <w:snapToGrid w:val="0"/>
         <w:textAlignment w:val="baseline"/>
       </w:pPr>
-      <w:bookmarkStart w:id="6" w:name="_Toc23156"/>
+      <w:bookmarkStart w:id="6" w:name="_Toc15581"/>
       <w:r>
         <w:t>输入与输出</w:t>
       </w:r>
@@ -3723,7 +3731,7 @@
       </w:pPr>
       <w:bookmarkStart w:id="7" w:name="bookmark25"/>
       <w:bookmarkEnd w:id="7"/>
-      <w:bookmarkStart w:id="8" w:name="_Toc12034"/>
+      <w:bookmarkStart w:id="8" w:name="_Toc15123"/>
       <w:r>
         <w:t>主要输入</w:t>
       </w:r>
@@ -4196,12 +4204,6 @@
             <w:insideH w:val="single" w:color="000000" w:sz="4" w:space="0"/>
             <w:insideV w:val="single" w:color="000000" w:sz="4" w:space="0"/>
           </w:tblBorders>
-          <w:tblCellMar>
-            <w:top w:w="0" w:type="dxa"/>
-            <w:left w:w="0" w:type="dxa"/>
-            <w:bottom w:w="0" w:type="dxa"/>
-            <w:right w:w="0" w:type="dxa"/>
-          </w:tblCellMar>
         </w:tblPrEx>
         <w:trPr>
           <w:trHeight w:val="460" w:hRule="atLeast"/>
@@ -4468,7 +4470,7 @@
         <w:snapToGrid w:val="0"/>
         <w:textAlignment w:val="baseline"/>
       </w:pPr>
-      <w:bookmarkStart w:id="9" w:name="_Toc27450"/>
+      <w:bookmarkStart w:id="9" w:name="_Toc23171"/>
       <w:r>
         <w:t>主要输出</w:t>
       </w:r>
@@ -4773,7 +4775,7 @@
         <w:snapToGrid w:val="0"/>
         <w:textAlignment w:val="baseline"/>
       </w:pPr>
-      <w:bookmarkStart w:id="10" w:name="_Toc25052"/>
+      <w:bookmarkStart w:id="10" w:name="_Toc20843"/>
       <w:r>
         <w:t>职责权限</w:t>
       </w:r>
@@ -5122,63 +5124,6 @@
               <w:t>审批服务目录；</w:t>
             </w:r>
           </w:p>
-          <w:p>
-            <w:pPr>
-              <w:keepNext w:val="0"/>
-              <w:keepLines w:val="0"/>
-              <w:pageBreakBefore w:val="0"/>
-              <w:widowControl w:val="0"/>
-              <w:numPr>
-                <w:ilvl w:val="0"/>
-                <w:numId w:val="2"/>
-              </w:numPr>
-              <w:kinsoku w:val="0"/>
-              <w:wordWrap/>
-              <w:overflowPunct/>
-              <w:topLinePunct w:val="0"/>
-              <w:autoSpaceDE w:val="0"/>
-              <w:autoSpaceDN w:val="0"/>
-              <w:bidi w:val="0"/>
-              <w:adjustRightInd w:val="0"/>
-              <w:snapToGrid w:val="0"/>
-              <w:spacing w:before="35" w:line="205" w:lineRule="auto"/>
-              <w:ind w:left="425" w:leftChars="0" w:hanging="425" w:firstLineChars="0"/>
-              <w:textAlignment w:val="baseline"/>
-              <w:rPr>
-                <w:rFonts w:ascii="宋体" w:hAnsi="宋体" w:eastAsia="宋体" w:cs="宋体"/>
-                <w:sz w:val="22"/>
-                <w:szCs w:val="22"/>
-              </w:rPr>
-            </w:pPr>
-            <w:r>
-              <w:rPr>
-                <w:rFonts w:ascii="宋体" w:hAnsi="宋体" w:eastAsia="宋体" w:cs="宋体"/>
-                <w:spacing w:val="-2"/>
-                <w:sz w:val="22"/>
-                <w:szCs w:val="22"/>
-              </w:rPr>
-              <w:t>与</w:t>
-            </w:r>
-            <w:r>
-              <w:rPr>
-                <w:rFonts w:hint="eastAsia" w:ascii="宋体" w:hAnsi="宋体" w:eastAsia="宋体" w:cs="宋体"/>
-                <w:spacing w:val="-2"/>
-                <w:sz w:val="22"/>
-                <w:szCs w:val="22"/>
-                <w:lang w:val="en-US" w:eastAsia="zh-CN"/>
-              </w:rPr>
-              <w:t>营销中心</w:t>
-            </w:r>
-            <w:r>
-              <w:rPr>
-                <w:rFonts w:ascii="宋体" w:hAnsi="宋体" w:eastAsia="宋体" w:cs="宋体"/>
-                <w:spacing w:val="-2"/>
-                <w:sz w:val="22"/>
-                <w:szCs w:val="22"/>
-              </w:rPr>
-              <w:t>就服务目录的发布达成共识等</w:t>
-            </w:r>
-          </w:p>
         </w:tc>
       </w:tr>
       <w:tr>
@@ -5490,7 +5435,7 @@
         <w:snapToGrid w:val="0"/>
         <w:textAlignment w:val="baseline"/>
       </w:pPr>
-      <w:bookmarkStart w:id="11" w:name="_Toc12611"/>
+      <w:bookmarkStart w:id="11" w:name="_Toc17080"/>
       <w:r>
         <w:t>服务目录管理机制</w:t>
       </w:r>
@@ -5519,7 +5464,7 @@
       </w:pPr>
       <w:bookmarkStart w:id="12" w:name="bookmark26"/>
       <w:bookmarkEnd w:id="12"/>
-      <w:bookmarkStart w:id="13" w:name="_Toc18840"/>
+      <w:bookmarkStart w:id="13" w:name="_Toc11192"/>
       <w:r>
         <w:t>服务目录内容</w:t>
       </w:r>
@@ -5634,7 +5579,7 @@
         <w:snapToGrid w:val="0"/>
         <w:textAlignment w:val="baseline"/>
       </w:pPr>
-      <w:bookmarkStart w:id="14" w:name="_Toc19377"/>
+      <w:bookmarkStart w:id="14" w:name="_Toc15667"/>
       <w:r>
         <w:t>受众和目标</w:t>
       </w:r>
@@ -5716,7 +5661,7 @@
         <w:snapToGrid w:val="0"/>
         <w:textAlignment w:val="baseline"/>
       </w:pPr>
-      <w:bookmarkStart w:id="15" w:name="_Toc2061"/>
+      <w:bookmarkStart w:id="15" w:name="_Toc22976"/>
       <w:r>
         <w:t>基本要求</w:t>
       </w:r>
@@ -5900,7 +5845,7 @@
         <w:snapToGrid w:val="0"/>
         <w:textAlignment w:val="baseline"/>
       </w:pPr>
-      <w:bookmarkStart w:id="16" w:name="_Toc24371"/>
+      <w:bookmarkStart w:id="16" w:name="_Toc11723"/>
       <w:r>
         <w:t>内容形式</w:t>
       </w:r>
@@ -6003,7 +5948,7 @@
         <w:snapToGrid w:val="0"/>
         <w:textAlignment w:val="baseline"/>
       </w:pPr>
-      <w:bookmarkStart w:id="17" w:name="_Toc30852"/>
+      <w:bookmarkStart w:id="17" w:name="_Toc7813"/>
       <w:r>
         <w:rPr>
           <w:rFonts w:hint="eastAsia"/>
@@ -6067,7 +6012,7 @@
           <w:lang w:val="en-US" w:eastAsia="zh-CN"/>
         </w:rPr>
       </w:pPr>
-      <w:bookmarkStart w:id="18" w:name="_Toc17915"/>
+      <w:bookmarkStart w:id="18" w:name="_Toc2039"/>
       <w:r>
         <w:rPr>
           <w:rFonts w:hint="eastAsia"/>
@@ -6103,30 +6048,10 @@
           <w:rFonts w:hint="eastAsia"/>
           <w:lang w:val="en-US" w:eastAsia="zh-CN"/>
         </w:rPr>
-        <w:t>营销中心</w:t>
-      </w:r>
-      <w:r>
-        <w:t>、</w:t>
-      </w:r>
-      <w:r>
-        <w:rPr>
-          <w:rFonts w:hint="eastAsia"/>
-          <w:lang w:val="en-US" w:eastAsia="zh-CN"/>
-        </w:rPr>
         <w:t>运维部</w:t>
       </w:r>
       <w:r>
-        <w:t>服务管理人员公布。项目级服务目录存储位置仅对项目相关的</w:t>
-      </w:r>
-      <w:r>
-        <w:rPr>
-          <w:rFonts w:hint="eastAsia"/>
-          <w:lang w:eastAsia="zh-CN"/>
-        </w:rPr>
-        <w:t>营销中心</w:t>
-      </w:r>
-      <w:r>
-        <w:t>、服务管理人员公布。文档应定期检查，保证可用。</w:t>
+        <w:t>服务管理人员公布。项目级服务目录存储位置仅对项目相关的服务管理人员公布。文档应定期检查，保证可用。</w:t>
       </w:r>
     </w:p>
     <w:p>
@@ -6173,7 +6098,7 @@
           <w:lang w:val="en-US" w:eastAsia="zh-CN"/>
         </w:rPr>
       </w:pPr>
-      <w:bookmarkStart w:id="19" w:name="_Toc28739"/>
+      <w:bookmarkStart w:id="19" w:name="_Toc21042"/>
       <w:r>
         <w:rPr>
           <w:rFonts w:hint="eastAsia"/>
@@ -6233,7 +6158,7 @@
         <w:snapToGrid w:val="0"/>
         <w:textAlignment w:val="baseline"/>
       </w:pPr>
-      <w:bookmarkStart w:id="20" w:name="_Toc23696"/>
+      <w:bookmarkStart w:id="20" w:name="_Toc29567"/>
       <w:r>
         <w:t>服务目录管理流程</w:t>
       </w:r>
@@ -6284,7 +6209,7 @@
         <w:snapToGrid w:val="0"/>
         <w:textAlignment w:val="baseline"/>
       </w:pPr>
-      <w:bookmarkStart w:id="22" w:name="_Toc11440"/>
+      <w:bookmarkStart w:id="22" w:name="_Toc5266"/>
       <w:r>
         <w:t>管理流程图</w:t>
       </w:r>
@@ -6375,7 +6300,7 @@
         <w:snapToGrid w:val="0"/>
         <w:textAlignment w:val="baseline"/>
       </w:pPr>
-      <w:bookmarkStart w:id="23" w:name="_Toc14824"/>
+      <w:bookmarkStart w:id="23" w:name="_Toc21400"/>
       <w:r>
         <w:t>过程描述</w:t>
       </w:r>
@@ -6718,6 +6643,12 @@
             <w:insideH w:val="single" w:color="000000" w:sz="4" w:space="0"/>
             <w:insideV w:val="single" w:color="000000" w:sz="4" w:space="0"/>
           </w:tblBorders>
+          <w:tblCellMar>
+            <w:top w:w="0" w:type="dxa"/>
+            <w:left w:w="0" w:type="dxa"/>
+            <w:bottom w:w="0" w:type="dxa"/>
+            <w:right w:w="0" w:type="dxa"/>
+          </w:tblCellMar>
         </w:tblPrEx>
         <w:trPr>
           <w:trHeight w:val="954" w:hRule="atLeast"/>
@@ -7090,17 +7021,7 @@
                 <w:sz w:val="20"/>
                 <w:szCs w:val="20"/>
               </w:rPr>
-              <w:t>运维部和</w:t>
-            </w:r>
-            <w:r>
-              <w:rPr>
-                <w:rFonts w:hint="eastAsia" w:ascii="宋体" w:hAnsi="宋体" w:eastAsia="宋体" w:cs="宋体"/>
-                <w:spacing w:val="6"/>
-                <w:sz w:val="20"/>
-                <w:szCs w:val="20"/>
-                <w:lang w:eastAsia="zh-CN"/>
-              </w:rPr>
-              <w:t>营销中心</w:t>
+              <w:t>运维部</w:t>
             </w:r>
           </w:p>
         </w:tc>
@@ -7139,26 +7060,7 @@
                 <w:sz w:val="20"/>
                 <w:szCs w:val="20"/>
               </w:rPr>
-              <w:t>服务目录负责人配合运维部和</w:t>
-            </w:r>
-            <w:r>
-              <w:rPr>
-                <w:rFonts w:hint="eastAsia" w:ascii="宋体" w:hAnsi="宋体" w:eastAsia="宋体" w:cs="宋体"/>
-                <w:spacing w:val="8"/>
-                <w:sz w:val="20"/>
-                <w:szCs w:val="20"/>
-                <w:lang w:eastAsia="zh-CN"/>
-              </w:rPr>
-              <w:t>营销中心</w:t>
-            </w:r>
-            <w:r>
-              <w:rPr>
-                <w:rFonts w:ascii="宋体" w:hAnsi="宋体" w:eastAsia="宋体" w:cs="宋体"/>
-                <w:spacing w:val="8"/>
-                <w:sz w:val="20"/>
-                <w:szCs w:val="20"/>
-              </w:rPr>
-              <w:t>共同确定</w:t>
+              <w:t>服务目录负责人配合运维部共同确定</w:t>
             </w:r>
             <w:r>
               <w:rPr>
@@ -7946,26 +7848,7 @@
                 <w:sz w:val="20"/>
                 <w:szCs w:val="20"/>
               </w:rPr>
-              <w:t>服务目录负责人协调运维部和</w:t>
-            </w:r>
-            <w:r>
-              <w:rPr>
-                <w:rFonts w:hint="eastAsia" w:ascii="宋体" w:hAnsi="宋体" w:eastAsia="宋体" w:cs="宋体"/>
-                <w:spacing w:val="9"/>
-                <w:sz w:val="20"/>
-                <w:szCs w:val="20"/>
-                <w:lang w:eastAsia="zh-CN"/>
-              </w:rPr>
-              <w:t>营销中心</w:t>
-            </w:r>
-            <w:r>
-              <w:rPr>
-                <w:rFonts w:ascii="宋体" w:hAnsi="宋体" w:eastAsia="宋体" w:cs="宋体"/>
-                <w:spacing w:val="9"/>
-                <w:sz w:val="20"/>
-                <w:szCs w:val="20"/>
-              </w:rPr>
-              <w:t>，对服务目录进行评审。如服务目录能够满足新业务和内部</w:t>
+              <w:t>服务目录负责人协调运维部对服务目录进行评审。如服务目录能够满足新业务和内部</w:t>
             </w:r>
             <w:r>
               <w:rPr>
@@ -8897,7 +8780,7 @@
         <w:snapToGrid w:val="0"/>
         <w:textAlignment w:val="baseline"/>
       </w:pPr>
-      <w:bookmarkStart w:id="24" w:name="_Toc9060"/>
+      <w:bookmarkStart w:id="24" w:name="_Toc23605"/>
       <w:r>
         <w:t>服务目录价值</w:t>
       </w:r>
@@ -8927,17 +8810,7 @@
         <w:bidi w:val="0"/>
       </w:pPr>
       <w:r>
-        <w:t>运维服务可被客户所识别：运维服务最终的交付对象是客户，所以运维服务通过服务目录（客户视角），能清晰展示组织的服务范围、服务能力、服务时效等，易被客户所理解，认同。作为</w:t>
-      </w:r>
-      <w:r>
-        <w:rPr>
-          <w:rFonts w:hint="eastAsia"/>
-          <w:lang w:eastAsia="zh-CN"/>
-        </w:rPr>
-        <w:t>营销中心</w:t>
-      </w:r>
-      <w:r>
-        <w:t>与客户的沟通工具，以及客户的决策依据；</w:t>
+        <w:t>运维服务可被客户所识别：运维服务最终的交付对象是客户，所以运维服务通过服务目录（客户视角），能清晰展示组织的服务范围、服务能力、服务时效等，易被客户所理解，认同。作为与客户的沟通工具，以及客户的决策依据；</w:t>
       </w:r>
     </w:p>
     <w:p>
@@ -8967,7 +8840,7 @@
         <w:snapToGrid w:val="0"/>
         <w:textAlignment w:val="baseline"/>
       </w:pPr>
-      <w:bookmarkStart w:id="25" w:name="_Toc21943"/>
+      <w:bookmarkStart w:id="25" w:name="_Toc11265"/>
       <w:r>
         <w:t>与其他过程的关系</w:t>
       </w:r>
@@ -8996,7 +8869,7 @@
       </w:pPr>
       <w:bookmarkStart w:id="26" w:name="bookmark28"/>
       <w:bookmarkEnd w:id="26"/>
-      <w:bookmarkStart w:id="27" w:name="_Toc19417"/>
+      <w:bookmarkStart w:id="27" w:name="_Toc4004"/>
       <w:r>
         <w:t>与服务级别管理过程的关系</w:t>
       </w:r>
@@ -9059,7 +8932,7 @@
         <w:snapToGrid w:val="0"/>
         <w:textAlignment w:val="baseline"/>
       </w:pPr>
-      <w:bookmarkStart w:id="28" w:name="_Toc30166"/>
+      <w:bookmarkStart w:id="28" w:name="_Toc31703"/>
       <w:r>
         <w:t>与变更与发布管理过程的关系</w:t>
       </w:r>
@@ -9092,7 +8965,7 @@
         <w:snapToGrid w:val="0"/>
         <w:textAlignment w:val="baseline"/>
       </w:pPr>
-      <w:bookmarkStart w:id="29" w:name="_Toc30625"/>
+      <w:bookmarkStart w:id="29" w:name="_Toc344"/>
       <w:r>
         <w:t>服务目录管理过程持续改进</w:t>
       </w:r>
@@ -9103,10 +8976,12 @@
         <w:pStyle w:val="39"/>
         <w:bidi w:val="0"/>
       </w:pPr>
+      <w:bookmarkStart w:id="32" w:name="_GoBack"/>
       <w:r>
         <w:t>改进的输入：</w:t>
       </w:r>
     </w:p>
+    <w:bookmarkEnd w:id="32"/>
     <w:p>
       <w:pPr>
         <w:pStyle w:val="39"/>
@@ -9276,7 +9151,7 @@
         <w:snapToGrid w:val="0"/>
         <w:textAlignment w:val="baseline"/>
       </w:pPr>
-      <w:bookmarkStart w:id="30" w:name="_Toc17448"/>
+      <w:bookmarkStart w:id="30" w:name="_Toc9274"/>
       <w:r>
         <w:t>相关文件与记录</w:t>
       </w:r>

--- a/1-运维服务目录/010101-运维服务目录管理规范.docx
+++ b/1-运维服务目录/010101-运维服务目录管理规范.docx
@@ -39,7 +39,7 @@
         <w:snapToGrid w:val="0"/>
         <w:textAlignment w:val="baseline"/>
       </w:pPr>
-      <w:bookmarkStart w:id="0" w:name="_Toc863"/>
+      <w:bookmarkStart w:id="0" w:name="_Toc11345"/>
       <w:r>
         <w:t>运维服务目录管理规范</w:t>
       </w:r>
@@ -63,7 +63,7 @@
         <w:snapToGrid w:val="0"/>
         <w:textAlignment w:val="baseline"/>
       </w:pPr>
-      <w:bookmarkStart w:id="1" w:name="_Toc21722"/>
+      <w:bookmarkStart w:id="1" w:name="_Toc15381"/>
       <w:r>
         <w:t>中达丰集团有限公司</w:t>
       </w:r>
@@ -158,7 +158,7 @@
           <w:szCs w:val="28"/>
         </w:rPr>
       </w:pPr>
-      <w:bookmarkStart w:id="2" w:name="_Toc32740"/>
+      <w:bookmarkStart w:id="2" w:name="_Toc2853"/>
       <w:r>
         <w:rPr>
           <w:rFonts w:ascii="宋体" w:hAnsi="宋体" w:eastAsia="宋体" w:cs="宋体"/>
@@ -1758,7 +1758,7 @@
               <w:rFonts w:hint="eastAsia" w:ascii="Microsoft JhengHei" w:hAnsi="Microsoft JhengHei" w:eastAsia="Microsoft JhengHei" w:cs="Microsoft JhengHei"/>
               <w:szCs w:val="24"/>
             </w:rPr>
-            <w:instrText xml:space="preserve"> HYPERLINK \l _Toc863 </w:instrText>
+            <w:instrText xml:space="preserve"> HYPERLINK \l _Toc11345 </w:instrText>
           </w:r>
           <w:r>
             <w:rPr>
@@ -1777,7 +1777,7 @@
             <w:fldChar w:fldCharType="begin"/>
           </w:r>
           <w:r>
-            <w:instrText xml:space="preserve"> PAGEREF _Toc863 \h </w:instrText>
+            <w:instrText xml:space="preserve"> PAGEREF _Toc11345 \h </w:instrText>
           </w:r>
           <w:r>
             <w:fldChar w:fldCharType="separate"/>
@@ -1815,7 +1815,7 @@
               <w:rFonts w:hint="eastAsia" w:ascii="Microsoft JhengHei" w:hAnsi="Microsoft JhengHei" w:eastAsia="Microsoft JhengHei" w:cs="Microsoft JhengHei"/>
               <w:szCs w:val="24"/>
             </w:rPr>
-            <w:instrText xml:space="preserve"> HYPERLINK \l _Toc21722 </w:instrText>
+            <w:instrText xml:space="preserve"> HYPERLINK \l _Toc15381 </w:instrText>
           </w:r>
           <w:r>
             <w:rPr>
@@ -1834,7 +1834,7 @@
             <w:fldChar w:fldCharType="begin"/>
           </w:r>
           <w:r>
-            <w:instrText xml:space="preserve"> PAGEREF _Toc21722 \h </w:instrText>
+            <w:instrText xml:space="preserve"> PAGEREF _Toc15381 \h </w:instrText>
           </w:r>
           <w:r>
             <w:fldChar w:fldCharType="separate"/>
@@ -1872,7 +1872,7 @@
               <w:rFonts w:hint="eastAsia" w:ascii="Microsoft JhengHei" w:hAnsi="Microsoft JhengHei" w:eastAsia="Microsoft JhengHei" w:cs="Microsoft JhengHei"/>
               <w:szCs w:val="24"/>
             </w:rPr>
-            <w:instrText xml:space="preserve"> HYPERLINK \l _Toc32740 </w:instrText>
+            <w:instrText xml:space="preserve"> HYPERLINK \l _Toc2853 </w:instrText>
           </w:r>
           <w:r>
             <w:rPr>
@@ -1896,7 +1896,7 @@
             <w:fldChar w:fldCharType="begin"/>
           </w:r>
           <w:r>
-            <w:instrText xml:space="preserve"> PAGEREF _Toc32740 \h </w:instrText>
+            <w:instrText xml:space="preserve"> PAGEREF _Toc2853 \h </w:instrText>
           </w:r>
           <w:r>
             <w:fldChar w:fldCharType="separate"/>
@@ -1934,7 +1934,7 @@
               <w:rFonts w:hint="eastAsia" w:ascii="Microsoft JhengHei" w:hAnsi="Microsoft JhengHei" w:eastAsia="Microsoft JhengHei" w:cs="Microsoft JhengHei"/>
               <w:szCs w:val="24"/>
             </w:rPr>
-            <w:instrText xml:space="preserve"> HYPERLINK \l _Toc22855 </w:instrText>
+            <w:instrText xml:space="preserve"> HYPERLINK \l _Toc16206 </w:instrText>
           </w:r>
           <w:r>
             <w:rPr>
@@ -1959,7 +1959,7 @@
             <w:fldChar w:fldCharType="begin"/>
           </w:r>
           <w:r>
-            <w:instrText xml:space="preserve"> PAGEREF _Toc22855 \h </w:instrText>
+            <w:instrText xml:space="preserve"> PAGEREF _Toc16206 \h </w:instrText>
           </w:r>
           <w:r>
             <w:fldChar w:fldCharType="separate"/>
@@ -1997,7 +1997,7 @@
               <w:rFonts w:hint="eastAsia" w:ascii="Microsoft JhengHei" w:hAnsi="Microsoft JhengHei" w:eastAsia="Microsoft JhengHei" w:cs="Microsoft JhengHei"/>
               <w:szCs w:val="24"/>
             </w:rPr>
-            <w:instrText xml:space="preserve"> HYPERLINK \l _Toc21188 </w:instrText>
+            <w:instrText xml:space="preserve"> HYPERLINK \l _Toc10612 </w:instrText>
           </w:r>
           <w:r>
             <w:rPr>
@@ -2022,7 +2022,7 @@
             <w:fldChar w:fldCharType="begin"/>
           </w:r>
           <w:r>
-            <w:instrText xml:space="preserve"> PAGEREF _Toc21188 \h </w:instrText>
+            <w:instrText xml:space="preserve"> PAGEREF _Toc10612 \h </w:instrText>
           </w:r>
           <w:r>
             <w:fldChar w:fldCharType="separate"/>
@@ -2060,7 +2060,7 @@
               <w:rFonts w:hint="eastAsia" w:ascii="Microsoft JhengHei" w:hAnsi="Microsoft JhengHei" w:eastAsia="Microsoft JhengHei" w:cs="Microsoft JhengHei"/>
               <w:szCs w:val="24"/>
             </w:rPr>
-            <w:instrText xml:space="preserve"> HYPERLINK \l _Toc21967 </w:instrText>
+            <w:instrText xml:space="preserve"> HYPERLINK \l _Toc22291 </w:instrText>
           </w:r>
           <w:r>
             <w:rPr>
@@ -2085,7 +2085,7 @@
             <w:fldChar w:fldCharType="begin"/>
           </w:r>
           <w:r>
-            <w:instrText xml:space="preserve"> PAGEREF _Toc21967 \h </w:instrText>
+            <w:instrText xml:space="preserve"> PAGEREF _Toc22291 \h </w:instrText>
           </w:r>
           <w:r>
             <w:fldChar w:fldCharType="separate"/>
@@ -2123,7 +2123,7 @@
               <w:rFonts w:hint="eastAsia" w:ascii="Microsoft JhengHei" w:hAnsi="Microsoft JhengHei" w:eastAsia="Microsoft JhengHei" w:cs="Microsoft JhengHei"/>
               <w:szCs w:val="24"/>
             </w:rPr>
-            <w:instrText xml:space="preserve"> HYPERLINK \l _Toc15581 </w:instrText>
+            <w:instrText xml:space="preserve"> HYPERLINK \l _Toc18991 </w:instrText>
           </w:r>
           <w:r>
             <w:rPr>
@@ -2148,7 +2148,7 @@
             <w:fldChar w:fldCharType="begin"/>
           </w:r>
           <w:r>
-            <w:instrText xml:space="preserve"> PAGEREF _Toc15581 \h </w:instrText>
+            <w:instrText xml:space="preserve"> PAGEREF _Toc18991 \h </w:instrText>
           </w:r>
           <w:r>
             <w:fldChar w:fldCharType="separate"/>
@@ -2186,7 +2186,7 @@
               <w:rFonts w:hint="eastAsia" w:ascii="Microsoft JhengHei" w:hAnsi="Microsoft JhengHei" w:eastAsia="Microsoft JhengHei" w:cs="Microsoft JhengHei"/>
               <w:szCs w:val="24"/>
             </w:rPr>
-            <w:instrText xml:space="preserve"> HYPERLINK \l _Toc15123 </w:instrText>
+            <w:instrText xml:space="preserve"> HYPERLINK \l _Toc31840 </w:instrText>
           </w:r>
           <w:r>
             <w:rPr>
@@ -2211,7 +2211,7 @@
             <w:fldChar w:fldCharType="begin"/>
           </w:r>
           <w:r>
-            <w:instrText xml:space="preserve"> PAGEREF _Toc15123 \h </w:instrText>
+            <w:instrText xml:space="preserve"> PAGEREF _Toc31840 \h </w:instrText>
           </w:r>
           <w:r>
             <w:fldChar w:fldCharType="separate"/>
@@ -2249,7 +2249,7 @@
               <w:rFonts w:hint="eastAsia" w:ascii="Microsoft JhengHei" w:hAnsi="Microsoft JhengHei" w:eastAsia="Microsoft JhengHei" w:cs="Microsoft JhengHei"/>
               <w:szCs w:val="24"/>
             </w:rPr>
-            <w:instrText xml:space="preserve"> HYPERLINK \l _Toc23171 </w:instrText>
+            <w:instrText xml:space="preserve"> HYPERLINK \l _Toc1263 </w:instrText>
           </w:r>
           <w:r>
             <w:rPr>
@@ -2274,7 +2274,7 @@
             <w:fldChar w:fldCharType="begin"/>
           </w:r>
           <w:r>
-            <w:instrText xml:space="preserve"> PAGEREF _Toc23171 \h </w:instrText>
+            <w:instrText xml:space="preserve"> PAGEREF _Toc1263 \h </w:instrText>
           </w:r>
           <w:r>
             <w:fldChar w:fldCharType="separate"/>
@@ -2312,7 +2312,7 @@
               <w:rFonts w:hint="eastAsia" w:ascii="Microsoft JhengHei" w:hAnsi="Microsoft JhengHei" w:eastAsia="Microsoft JhengHei" w:cs="Microsoft JhengHei"/>
               <w:szCs w:val="24"/>
             </w:rPr>
-            <w:instrText xml:space="preserve"> HYPERLINK \l _Toc20843 </w:instrText>
+            <w:instrText xml:space="preserve"> HYPERLINK \l _Toc2252 </w:instrText>
           </w:r>
           <w:r>
             <w:rPr>
@@ -2337,7 +2337,7 @@
             <w:fldChar w:fldCharType="begin"/>
           </w:r>
           <w:r>
-            <w:instrText xml:space="preserve"> PAGEREF _Toc20843 \h </w:instrText>
+            <w:instrText xml:space="preserve"> PAGEREF _Toc2252 \h </w:instrText>
           </w:r>
           <w:r>
             <w:fldChar w:fldCharType="separate"/>
@@ -2375,7 +2375,7 @@
               <w:rFonts w:hint="eastAsia" w:ascii="Microsoft JhengHei" w:hAnsi="Microsoft JhengHei" w:eastAsia="Microsoft JhengHei" w:cs="Microsoft JhengHei"/>
               <w:szCs w:val="24"/>
             </w:rPr>
-            <w:instrText xml:space="preserve"> HYPERLINK \l _Toc17080 </w:instrText>
+            <w:instrText xml:space="preserve"> HYPERLINK \l _Toc29638 </w:instrText>
           </w:r>
           <w:r>
             <w:rPr>
@@ -2400,7 +2400,7 @@
             <w:fldChar w:fldCharType="begin"/>
           </w:r>
           <w:r>
-            <w:instrText xml:space="preserve"> PAGEREF _Toc17080 \h </w:instrText>
+            <w:instrText xml:space="preserve"> PAGEREF _Toc29638 \h </w:instrText>
           </w:r>
           <w:r>
             <w:fldChar w:fldCharType="separate"/>
@@ -2438,7 +2438,7 @@
               <w:rFonts w:hint="eastAsia" w:ascii="Microsoft JhengHei" w:hAnsi="Microsoft JhengHei" w:eastAsia="Microsoft JhengHei" w:cs="Microsoft JhengHei"/>
               <w:szCs w:val="24"/>
             </w:rPr>
-            <w:instrText xml:space="preserve"> HYPERLINK \l _Toc11192 </w:instrText>
+            <w:instrText xml:space="preserve"> HYPERLINK \l _Toc8595 </w:instrText>
           </w:r>
           <w:r>
             <w:rPr>
@@ -2463,7 +2463,7 @@
             <w:fldChar w:fldCharType="begin"/>
           </w:r>
           <w:r>
-            <w:instrText xml:space="preserve"> PAGEREF _Toc11192 \h </w:instrText>
+            <w:instrText xml:space="preserve"> PAGEREF _Toc8595 \h </w:instrText>
           </w:r>
           <w:r>
             <w:fldChar w:fldCharType="separate"/>
@@ -2501,7 +2501,7 @@
               <w:rFonts w:hint="eastAsia" w:ascii="Microsoft JhengHei" w:hAnsi="Microsoft JhengHei" w:eastAsia="Microsoft JhengHei" w:cs="Microsoft JhengHei"/>
               <w:szCs w:val="24"/>
             </w:rPr>
-            <w:instrText xml:space="preserve"> HYPERLINK \l _Toc15667 </w:instrText>
+            <w:instrText xml:space="preserve"> HYPERLINK \l _Toc5292 </w:instrText>
           </w:r>
           <w:r>
             <w:rPr>
@@ -2526,7 +2526,7 @@
             <w:fldChar w:fldCharType="begin"/>
           </w:r>
           <w:r>
-            <w:instrText xml:space="preserve"> PAGEREF _Toc15667 \h </w:instrText>
+            <w:instrText xml:space="preserve"> PAGEREF _Toc5292 \h </w:instrText>
           </w:r>
           <w:r>
             <w:fldChar w:fldCharType="separate"/>
@@ -2564,7 +2564,7 @@
               <w:rFonts w:hint="eastAsia" w:ascii="Microsoft JhengHei" w:hAnsi="Microsoft JhengHei" w:eastAsia="Microsoft JhengHei" w:cs="Microsoft JhengHei"/>
               <w:szCs w:val="24"/>
             </w:rPr>
-            <w:instrText xml:space="preserve"> HYPERLINK \l _Toc22976 </w:instrText>
+            <w:instrText xml:space="preserve"> HYPERLINK \l _Toc11216 </w:instrText>
           </w:r>
           <w:r>
             <w:rPr>
@@ -2589,7 +2589,7 @@
             <w:fldChar w:fldCharType="begin"/>
           </w:r>
           <w:r>
-            <w:instrText xml:space="preserve"> PAGEREF _Toc22976 \h </w:instrText>
+            <w:instrText xml:space="preserve"> PAGEREF _Toc11216 \h </w:instrText>
           </w:r>
           <w:r>
             <w:fldChar w:fldCharType="separate"/>
@@ -2627,7 +2627,7 @@
               <w:rFonts w:hint="eastAsia" w:ascii="Microsoft JhengHei" w:hAnsi="Microsoft JhengHei" w:eastAsia="Microsoft JhengHei" w:cs="Microsoft JhengHei"/>
               <w:szCs w:val="24"/>
             </w:rPr>
-            <w:instrText xml:space="preserve"> HYPERLINK \l _Toc11723 </w:instrText>
+            <w:instrText xml:space="preserve"> HYPERLINK \l _Toc9036 </w:instrText>
           </w:r>
           <w:r>
             <w:rPr>
@@ -2652,7 +2652,7 @@
             <w:fldChar w:fldCharType="begin"/>
           </w:r>
           <w:r>
-            <w:instrText xml:space="preserve"> PAGEREF _Toc11723 \h </w:instrText>
+            <w:instrText xml:space="preserve"> PAGEREF _Toc9036 \h </w:instrText>
           </w:r>
           <w:r>
             <w:fldChar w:fldCharType="separate"/>
@@ -2690,7 +2690,7 @@
               <w:rFonts w:hint="eastAsia" w:ascii="Microsoft JhengHei" w:hAnsi="Microsoft JhengHei" w:eastAsia="Microsoft JhengHei" w:cs="Microsoft JhengHei"/>
               <w:szCs w:val="24"/>
             </w:rPr>
-            <w:instrText xml:space="preserve"> HYPERLINK \l _Toc7813 </w:instrText>
+            <w:instrText xml:space="preserve"> HYPERLINK \l _Toc7059 </w:instrText>
           </w:r>
           <w:r>
             <w:rPr>
@@ -2719,7 +2719,7 @@
             <w:fldChar w:fldCharType="begin"/>
           </w:r>
           <w:r>
-            <w:instrText xml:space="preserve"> PAGEREF _Toc7813 \h </w:instrText>
+            <w:instrText xml:space="preserve"> PAGEREF _Toc7059 \h </w:instrText>
           </w:r>
           <w:r>
             <w:fldChar w:fldCharType="separate"/>
@@ -2757,7 +2757,7 @@
               <w:rFonts w:hint="eastAsia" w:ascii="Microsoft JhengHei" w:hAnsi="Microsoft JhengHei" w:eastAsia="Microsoft JhengHei" w:cs="Microsoft JhengHei"/>
               <w:szCs w:val="24"/>
             </w:rPr>
-            <w:instrText xml:space="preserve"> HYPERLINK \l _Toc2039 </w:instrText>
+            <w:instrText xml:space="preserve"> HYPERLINK \l _Toc5689 </w:instrText>
           </w:r>
           <w:r>
             <w:rPr>
@@ -2787,7 +2787,7 @@
             <w:fldChar w:fldCharType="begin"/>
           </w:r>
           <w:r>
-            <w:instrText xml:space="preserve"> PAGEREF _Toc2039 \h </w:instrText>
+            <w:instrText xml:space="preserve"> PAGEREF _Toc5689 \h </w:instrText>
           </w:r>
           <w:r>
             <w:fldChar w:fldCharType="separate"/>
@@ -2825,7 +2825,7 @@
               <w:rFonts w:hint="eastAsia" w:ascii="Microsoft JhengHei" w:hAnsi="Microsoft JhengHei" w:eastAsia="Microsoft JhengHei" w:cs="Microsoft JhengHei"/>
               <w:szCs w:val="24"/>
             </w:rPr>
-            <w:instrText xml:space="preserve"> HYPERLINK \l _Toc21042 </w:instrText>
+            <w:instrText xml:space="preserve"> HYPERLINK \l _Toc15558 </w:instrText>
           </w:r>
           <w:r>
             <w:rPr>
@@ -2855,7 +2855,7 @@
             <w:fldChar w:fldCharType="begin"/>
           </w:r>
           <w:r>
-            <w:instrText xml:space="preserve"> PAGEREF _Toc21042 \h </w:instrText>
+            <w:instrText xml:space="preserve"> PAGEREF _Toc15558 \h </w:instrText>
           </w:r>
           <w:r>
             <w:fldChar w:fldCharType="separate"/>
@@ -2893,7 +2893,7 @@
               <w:rFonts w:hint="eastAsia" w:ascii="Microsoft JhengHei" w:hAnsi="Microsoft JhengHei" w:eastAsia="Microsoft JhengHei" w:cs="Microsoft JhengHei"/>
               <w:szCs w:val="24"/>
             </w:rPr>
-            <w:instrText xml:space="preserve"> HYPERLINK \l _Toc29567 </w:instrText>
+            <w:instrText xml:space="preserve"> HYPERLINK \l _Toc726 </w:instrText>
           </w:r>
           <w:r>
             <w:rPr>
@@ -2918,7 +2918,7 @@
             <w:fldChar w:fldCharType="begin"/>
           </w:r>
           <w:r>
-            <w:instrText xml:space="preserve"> PAGEREF _Toc29567 \h </w:instrText>
+            <w:instrText xml:space="preserve"> PAGEREF _Toc726 \h </w:instrText>
           </w:r>
           <w:r>
             <w:fldChar w:fldCharType="separate"/>
@@ -2956,7 +2956,7 @@
               <w:rFonts w:hint="eastAsia" w:ascii="Microsoft JhengHei" w:hAnsi="Microsoft JhengHei" w:eastAsia="Microsoft JhengHei" w:cs="Microsoft JhengHei"/>
               <w:szCs w:val="24"/>
             </w:rPr>
-            <w:instrText xml:space="preserve"> HYPERLINK \l _Toc5266 </w:instrText>
+            <w:instrText xml:space="preserve"> HYPERLINK \l _Toc19438 </w:instrText>
           </w:r>
           <w:r>
             <w:rPr>
@@ -2981,7 +2981,7 @@
             <w:fldChar w:fldCharType="begin"/>
           </w:r>
           <w:r>
-            <w:instrText xml:space="preserve"> PAGEREF _Toc5266 \h </w:instrText>
+            <w:instrText xml:space="preserve"> PAGEREF _Toc19438 \h </w:instrText>
           </w:r>
           <w:r>
             <w:fldChar w:fldCharType="separate"/>
@@ -3019,7 +3019,7 @@
               <w:rFonts w:hint="eastAsia" w:ascii="Microsoft JhengHei" w:hAnsi="Microsoft JhengHei" w:eastAsia="Microsoft JhengHei" w:cs="Microsoft JhengHei"/>
               <w:szCs w:val="24"/>
             </w:rPr>
-            <w:instrText xml:space="preserve"> HYPERLINK \l _Toc21400 </w:instrText>
+            <w:instrText xml:space="preserve"> HYPERLINK \l _Toc1400 </w:instrText>
           </w:r>
           <w:r>
             <w:rPr>
@@ -3044,7 +3044,7 @@
             <w:fldChar w:fldCharType="begin"/>
           </w:r>
           <w:r>
-            <w:instrText xml:space="preserve"> PAGEREF _Toc21400 \h </w:instrText>
+            <w:instrText xml:space="preserve"> PAGEREF _Toc1400 \h </w:instrText>
           </w:r>
           <w:r>
             <w:fldChar w:fldCharType="separate"/>
@@ -3082,7 +3082,7 @@
               <w:rFonts w:hint="eastAsia" w:ascii="Microsoft JhengHei" w:hAnsi="Microsoft JhengHei" w:eastAsia="Microsoft JhengHei" w:cs="Microsoft JhengHei"/>
               <w:szCs w:val="24"/>
             </w:rPr>
-            <w:instrText xml:space="preserve"> HYPERLINK \l _Toc23605 </w:instrText>
+            <w:instrText xml:space="preserve"> HYPERLINK \l _Toc9813 </w:instrText>
           </w:r>
           <w:r>
             <w:rPr>
@@ -3107,7 +3107,7 @@
             <w:fldChar w:fldCharType="begin"/>
           </w:r>
           <w:r>
-            <w:instrText xml:space="preserve"> PAGEREF _Toc23605 \h </w:instrText>
+            <w:instrText xml:space="preserve"> PAGEREF _Toc9813 \h </w:instrText>
           </w:r>
           <w:r>
             <w:fldChar w:fldCharType="separate"/>
@@ -3145,7 +3145,7 @@
               <w:rFonts w:hint="eastAsia" w:ascii="Microsoft JhengHei" w:hAnsi="Microsoft JhengHei" w:eastAsia="Microsoft JhengHei" w:cs="Microsoft JhengHei"/>
               <w:szCs w:val="24"/>
             </w:rPr>
-            <w:instrText xml:space="preserve"> HYPERLINK \l _Toc11265 </w:instrText>
+            <w:instrText xml:space="preserve"> HYPERLINK \l _Toc30595 </w:instrText>
           </w:r>
           <w:r>
             <w:rPr>
@@ -3170,7 +3170,7 @@
             <w:fldChar w:fldCharType="begin"/>
           </w:r>
           <w:r>
-            <w:instrText xml:space="preserve"> PAGEREF _Toc11265 \h </w:instrText>
+            <w:instrText xml:space="preserve"> PAGEREF _Toc30595 \h </w:instrText>
           </w:r>
           <w:r>
             <w:fldChar w:fldCharType="separate"/>
@@ -3208,7 +3208,7 @@
               <w:rFonts w:hint="eastAsia" w:ascii="Microsoft JhengHei" w:hAnsi="Microsoft JhengHei" w:eastAsia="Microsoft JhengHei" w:cs="Microsoft JhengHei"/>
               <w:szCs w:val="24"/>
             </w:rPr>
-            <w:instrText xml:space="preserve"> HYPERLINK \l _Toc4004 </w:instrText>
+            <w:instrText xml:space="preserve"> HYPERLINK \l _Toc21531 </w:instrText>
           </w:r>
           <w:r>
             <w:rPr>
@@ -3233,7 +3233,7 @@
             <w:fldChar w:fldCharType="begin"/>
           </w:r>
           <w:r>
-            <w:instrText xml:space="preserve"> PAGEREF _Toc4004 \h </w:instrText>
+            <w:instrText xml:space="preserve"> PAGEREF _Toc21531 \h </w:instrText>
           </w:r>
           <w:r>
             <w:fldChar w:fldCharType="separate"/>
@@ -3271,7 +3271,7 @@
               <w:rFonts w:hint="eastAsia" w:ascii="Microsoft JhengHei" w:hAnsi="Microsoft JhengHei" w:eastAsia="Microsoft JhengHei" w:cs="Microsoft JhengHei"/>
               <w:szCs w:val="24"/>
             </w:rPr>
-            <w:instrText xml:space="preserve"> HYPERLINK \l _Toc31703 </w:instrText>
+            <w:instrText xml:space="preserve"> HYPERLINK \l _Toc19352 </w:instrText>
           </w:r>
           <w:r>
             <w:rPr>
@@ -3296,7 +3296,7 @@
             <w:fldChar w:fldCharType="begin"/>
           </w:r>
           <w:r>
-            <w:instrText xml:space="preserve"> PAGEREF _Toc31703 \h </w:instrText>
+            <w:instrText xml:space="preserve"> PAGEREF _Toc19352 \h </w:instrText>
           </w:r>
           <w:r>
             <w:fldChar w:fldCharType="separate"/>
@@ -3334,7 +3334,7 @@
               <w:rFonts w:hint="eastAsia" w:ascii="Microsoft JhengHei" w:hAnsi="Microsoft JhengHei" w:eastAsia="Microsoft JhengHei" w:cs="Microsoft JhengHei"/>
               <w:szCs w:val="24"/>
             </w:rPr>
-            <w:instrText xml:space="preserve"> HYPERLINK \l _Toc344 </w:instrText>
+            <w:instrText xml:space="preserve"> HYPERLINK \l _Toc1092 </w:instrText>
           </w:r>
           <w:r>
             <w:rPr>
@@ -3359,7 +3359,7 @@
             <w:fldChar w:fldCharType="begin"/>
           </w:r>
           <w:r>
-            <w:instrText xml:space="preserve"> PAGEREF _Toc344 \h </w:instrText>
+            <w:instrText xml:space="preserve"> PAGEREF _Toc1092 \h </w:instrText>
           </w:r>
           <w:r>
             <w:fldChar w:fldCharType="separate"/>
@@ -3397,7 +3397,7 @@
               <w:rFonts w:hint="eastAsia" w:ascii="Microsoft JhengHei" w:hAnsi="Microsoft JhengHei" w:eastAsia="Microsoft JhengHei" w:cs="Microsoft JhengHei"/>
               <w:szCs w:val="24"/>
             </w:rPr>
-            <w:instrText xml:space="preserve"> HYPERLINK \l _Toc9274 </w:instrText>
+            <w:instrText xml:space="preserve"> HYPERLINK \l _Toc26637 </w:instrText>
           </w:r>
           <w:r>
             <w:rPr>
@@ -3422,7 +3422,7 @@
             <w:fldChar w:fldCharType="begin"/>
           </w:r>
           <w:r>
-            <w:instrText xml:space="preserve"> PAGEREF _Toc9274 \h </w:instrText>
+            <w:instrText xml:space="preserve"> PAGEREF _Toc26637 \h </w:instrText>
           </w:r>
           <w:r>
             <w:fldChar w:fldCharType="separate"/>
@@ -3496,7 +3496,7 @@
         <w:snapToGrid w:val="0"/>
         <w:textAlignment w:val="baseline"/>
       </w:pPr>
-      <w:bookmarkStart w:id="3" w:name="_Toc22855"/>
+      <w:bookmarkStart w:id="3" w:name="_Toc16206"/>
       <w:r>
         <w:t>目的</w:t>
       </w:r>
@@ -3536,7 +3536,7 @@
         <w:snapToGrid w:val="0"/>
         <w:textAlignment w:val="baseline"/>
       </w:pPr>
-      <w:bookmarkStart w:id="4" w:name="_Toc21188"/>
+      <w:bookmarkStart w:id="4" w:name="_Toc10612"/>
       <w:r>
         <w:t>范围</w:t>
       </w:r>
@@ -3614,7 +3614,7 @@
         <w:snapToGrid w:val="0"/>
         <w:textAlignment w:val="baseline"/>
       </w:pPr>
-      <w:bookmarkStart w:id="5" w:name="_Toc21967"/>
+      <w:bookmarkStart w:id="5" w:name="_Toc22291"/>
       <w:r>
         <w:t>定义</w:t>
       </w:r>
@@ -3702,7 +3702,7 @@
         <w:snapToGrid w:val="0"/>
         <w:textAlignment w:val="baseline"/>
       </w:pPr>
-      <w:bookmarkStart w:id="6" w:name="_Toc15581"/>
+      <w:bookmarkStart w:id="6" w:name="_Toc18991"/>
       <w:r>
         <w:t>输入与输出</w:t>
       </w:r>
@@ -3731,7 +3731,7 @@
       </w:pPr>
       <w:bookmarkStart w:id="7" w:name="bookmark25"/>
       <w:bookmarkEnd w:id="7"/>
-      <w:bookmarkStart w:id="8" w:name="_Toc15123"/>
+      <w:bookmarkStart w:id="8" w:name="_Toc31840"/>
       <w:r>
         <w:t>主要输入</w:t>
       </w:r>
@@ -4204,6 +4204,12 @@
             <w:insideH w:val="single" w:color="000000" w:sz="4" w:space="0"/>
             <w:insideV w:val="single" w:color="000000" w:sz="4" w:space="0"/>
           </w:tblBorders>
+          <w:tblCellMar>
+            <w:top w:w="0" w:type="dxa"/>
+            <w:left w:w="0" w:type="dxa"/>
+            <w:bottom w:w="0" w:type="dxa"/>
+            <w:right w:w="0" w:type="dxa"/>
+          </w:tblCellMar>
         </w:tblPrEx>
         <w:trPr>
           <w:trHeight w:val="460" w:hRule="atLeast"/>
@@ -4470,7 +4476,7 @@
         <w:snapToGrid w:val="0"/>
         <w:textAlignment w:val="baseline"/>
       </w:pPr>
-      <w:bookmarkStart w:id="9" w:name="_Toc23171"/>
+      <w:bookmarkStart w:id="9" w:name="_Toc1263"/>
       <w:r>
         <w:t>主要输出</w:t>
       </w:r>
@@ -4775,7 +4781,7 @@
         <w:snapToGrid w:val="0"/>
         <w:textAlignment w:val="baseline"/>
       </w:pPr>
-      <w:bookmarkStart w:id="10" w:name="_Toc20843"/>
+      <w:bookmarkStart w:id="10" w:name="_Toc2252"/>
       <w:r>
         <w:t>职责权限</w:t>
       </w:r>
@@ -5435,7 +5441,7 @@
         <w:snapToGrid w:val="0"/>
         <w:textAlignment w:val="baseline"/>
       </w:pPr>
-      <w:bookmarkStart w:id="11" w:name="_Toc17080"/>
+      <w:bookmarkStart w:id="11" w:name="_Toc29638"/>
       <w:r>
         <w:t>服务目录管理机制</w:t>
       </w:r>
@@ -5464,11 +5470,13 @@
       </w:pPr>
       <w:bookmarkStart w:id="12" w:name="bookmark26"/>
       <w:bookmarkEnd w:id="12"/>
-      <w:bookmarkStart w:id="13" w:name="_Toc11192"/>
+      <w:bookmarkStart w:id="13" w:name="_Toc8595"/>
       <w:r>
         <w:t>服务目录内容</w:t>
       </w:r>
       <w:bookmarkEnd w:id="13"/>
+      <w:bookmarkStart w:id="32" w:name="_GoBack"/>
+      <w:bookmarkEnd w:id="32"/>
     </w:p>
     <w:p>
       <w:pPr>
@@ -5579,7 +5587,7 @@
         <w:snapToGrid w:val="0"/>
         <w:textAlignment w:val="baseline"/>
       </w:pPr>
-      <w:bookmarkStart w:id="14" w:name="_Toc15667"/>
+      <w:bookmarkStart w:id="14" w:name="_Toc5292"/>
       <w:r>
         <w:t>受众和目标</w:t>
       </w:r>
@@ -5661,7 +5669,7 @@
         <w:snapToGrid w:val="0"/>
         <w:textAlignment w:val="baseline"/>
       </w:pPr>
-      <w:bookmarkStart w:id="15" w:name="_Toc22976"/>
+      <w:bookmarkStart w:id="15" w:name="_Toc11216"/>
       <w:r>
         <w:t>基本要求</w:t>
       </w:r>
@@ -5845,7 +5853,7 @@
         <w:snapToGrid w:val="0"/>
         <w:textAlignment w:val="baseline"/>
       </w:pPr>
-      <w:bookmarkStart w:id="16" w:name="_Toc11723"/>
+      <w:bookmarkStart w:id="16" w:name="_Toc9036"/>
       <w:r>
         <w:t>内容形式</w:t>
       </w:r>
@@ -5948,7 +5956,7 @@
         <w:snapToGrid w:val="0"/>
         <w:textAlignment w:val="baseline"/>
       </w:pPr>
-      <w:bookmarkStart w:id="17" w:name="_Toc7813"/>
+      <w:bookmarkStart w:id="17" w:name="_Toc7059"/>
       <w:r>
         <w:rPr>
           <w:rFonts w:hint="eastAsia"/>
@@ -6012,7 +6020,7 @@
           <w:lang w:val="en-US" w:eastAsia="zh-CN"/>
         </w:rPr>
       </w:pPr>
-      <w:bookmarkStart w:id="18" w:name="_Toc2039"/>
+      <w:bookmarkStart w:id="18" w:name="_Toc5689"/>
       <w:r>
         <w:rPr>
           <w:rFonts w:hint="eastAsia"/>
@@ -6098,7 +6106,7 @@
           <w:lang w:val="en-US" w:eastAsia="zh-CN"/>
         </w:rPr>
       </w:pPr>
-      <w:bookmarkStart w:id="19" w:name="_Toc21042"/>
+      <w:bookmarkStart w:id="19" w:name="_Toc15558"/>
       <w:r>
         <w:rPr>
           <w:rFonts w:hint="eastAsia"/>
@@ -6158,7 +6166,7 @@
         <w:snapToGrid w:val="0"/>
         <w:textAlignment w:val="baseline"/>
       </w:pPr>
-      <w:bookmarkStart w:id="20" w:name="_Toc29567"/>
+      <w:bookmarkStart w:id="20" w:name="_Toc726"/>
       <w:r>
         <w:t>服务目录管理流程</w:t>
       </w:r>
@@ -6209,7 +6217,7 @@
         <w:snapToGrid w:val="0"/>
         <w:textAlignment w:val="baseline"/>
       </w:pPr>
-      <w:bookmarkStart w:id="22" w:name="_Toc5266"/>
+      <w:bookmarkStart w:id="22" w:name="_Toc19438"/>
       <w:r>
         <w:t>管理流程图</w:t>
       </w:r>
@@ -6300,7 +6308,7 @@
         <w:snapToGrid w:val="0"/>
         <w:textAlignment w:val="baseline"/>
       </w:pPr>
-      <w:bookmarkStart w:id="23" w:name="_Toc21400"/>
+      <w:bookmarkStart w:id="23" w:name="_Toc1400"/>
       <w:r>
         <w:t>过程描述</w:t>
       </w:r>
@@ -8780,7 +8788,7 @@
         <w:snapToGrid w:val="0"/>
         <w:textAlignment w:val="baseline"/>
       </w:pPr>
-      <w:bookmarkStart w:id="24" w:name="_Toc23605"/>
+      <w:bookmarkStart w:id="24" w:name="_Toc9813"/>
       <w:r>
         <w:t>服务目录价值</w:t>
       </w:r>
@@ -8840,7 +8848,7 @@
         <w:snapToGrid w:val="0"/>
         <w:textAlignment w:val="baseline"/>
       </w:pPr>
-      <w:bookmarkStart w:id="25" w:name="_Toc11265"/>
+      <w:bookmarkStart w:id="25" w:name="_Toc30595"/>
       <w:r>
         <w:t>与其他过程的关系</w:t>
       </w:r>
@@ -8869,7 +8877,7 @@
       </w:pPr>
       <w:bookmarkStart w:id="26" w:name="bookmark28"/>
       <w:bookmarkEnd w:id="26"/>
-      <w:bookmarkStart w:id="27" w:name="_Toc4004"/>
+      <w:bookmarkStart w:id="27" w:name="_Toc21531"/>
       <w:r>
         <w:t>与服务级别管理过程的关系</w:t>
       </w:r>
@@ -8932,7 +8940,7 @@
         <w:snapToGrid w:val="0"/>
         <w:textAlignment w:val="baseline"/>
       </w:pPr>
-      <w:bookmarkStart w:id="28" w:name="_Toc31703"/>
+      <w:bookmarkStart w:id="28" w:name="_Toc19352"/>
       <w:r>
         <w:t>与变更与发布管理过程的关系</w:t>
       </w:r>
@@ -8965,7 +8973,7 @@
         <w:snapToGrid w:val="0"/>
         <w:textAlignment w:val="baseline"/>
       </w:pPr>
-      <w:bookmarkStart w:id="29" w:name="_Toc344"/>
+      <w:bookmarkStart w:id="29" w:name="_Toc1092"/>
       <w:r>
         <w:t>服务目录管理过程持续改进</w:t>
       </w:r>
@@ -8976,12 +8984,10 @@
         <w:pStyle w:val="39"/>
         <w:bidi w:val="0"/>
       </w:pPr>
-      <w:bookmarkStart w:id="32" w:name="_GoBack"/>
       <w:r>
         <w:t>改进的输入：</w:t>
       </w:r>
     </w:p>
-    <w:bookmarkEnd w:id="32"/>
     <w:p>
       <w:pPr>
         <w:pStyle w:val="39"/>
@@ -9151,7 +9157,7 @@
         <w:snapToGrid w:val="0"/>
         <w:textAlignment w:val="baseline"/>
       </w:pPr>
-      <w:bookmarkStart w:id="30" w:name="_Toc9274"/>
+      <w:bookmarkStart w:id="30" w:name="_Toc26637"/>
       <w:r>
         <w:t>相关文件与记录</w:t>
       </w:r>
